--- a/Ex05.docx
+++ b/Ex05.docx
@@ -4,7 +4,7 @@
   <w:body>
     <w:p>
       <w:pPr>
-        <w:pStyle w:val="139"/>
+        <w:pStyle w:val="843"/>
         <w:pBdr/>
         <w:spacing/>
         <w:ind/>
@@ -32,6 +32,13 @@
           <w:highlight w:val="none"/>
         </w:rPr>
       </w:r>
+      <w:r>
+        <w:rPr>
+          <w:b/>
+          <w:bCs/>
+          <w:color w:val="ff0000"/>
+        </w:rPr>
+      </w:r>
     </w:p>
     <w:p>
       <w:pPr>
@@ -44,6 +51,22 @@
       </w:pPr>
       <w:r>
         <w:t xml:space="preserve">Markdown</w:t>
+      </w:r>
+      <w:r>
+        <w:rPr>
+          <w:highlight w:val="none"/>
+        </w:rPr>
+      </w:r>
+    </w:p>
+    <w:p>
+      <w:pPr>
+        <w:pBdr/>
+        <w:spacing/>
+        <w:ind/>
+        <w:rPr/>
+      </w:pPr>
+      <w:r>
+        <w:t xml:space="preserve">Smart-Farm: Hệ thống IoT cho Trang Trại Lan</w:t>
       </w:r>
       <w:r/>
     </w:p>
@@ -55,26 +78,8 @@
         <w:rPr/>
       </w:pPr>
       <w:r>
-        <w:t xml:space="preserve">Smart-Farm: Hệ thống IoT cho Trang Trại Lan</w:t>
-      </w:r>
-      <w:r/>
-      <w:r/>
-      <w:r/>
-      <w:r/>
-    </w:p>
-    <w:p>
-      <w:pPr>
-        <w:pBdr/>
-        <w:spacing/>
-        <w:ind/>
-        <w:rPr/>
-      </w:pPr>
-      <w:r>
         <w:t xml:space="preserve">&gt; *Hệ thống thông minh giúp người nông dân theo dõi môi trường, tự động hóa tưới tiêu, cảnh báo kịp thời và tối ưu hóa chi phí vận hành cho trang trại Lan.*</w:t>
       </w:r>
-      <w:r/>
-      <w:r/>
-      <w:r/>
       <w:r/>
     </w:p>
     <w:p>
@@ -88,8 +93,17 @@
         <w:t xml:space="preserve">---</w:t>
       </w:r>
       <w:r/>
-      <w:r/>
-      <w:r/>
+    </w:p>
+    <w:p>
+      <w:pPr>
+        <w:pBdr/>
+        <w:spacing/>
+        <w:ind/>
+        <w:rPr/>
+      </w:pPr>
+      <w:r>
+        <w:t xml:space="preserve">## Sơ đồ hệ thống</w:t>
+      </w:r>
       <w:r/>
     </w:p>
     <w:p>
@@ -100,26 +114,8 @@
         <w:rPr/>
       </w:pPr>
       <w:r>
-        <w:t xml:space="preserve">## 📋 Sơ đồ hệ thống</w:t>
+        <w:t xml:space="preserve">![Sơ đồ nguyên lý hoạt động hệ thống Smart-Farm]</w:t>
       </w:r>
-      <w:r/>
-      <w:r/>
-      <w:r/>
-      <w:r/>
-    </w:p>
-    <w:p>
-      <w:pPr>
-        <w:pBdr/>
-        <w:spacing/>
-        <w:ind/>
-        <w:rPr/>
-      </w:pPr>
-      <w:r>
-        <w:t xml:space="preserve">![Sơ đồ nguyên lý hoạt động hệ thống Smart-Farm](https://via.placeholder.com/800x400.png?text=Smart-Farm+System+Architecture)</w:t>
-      </w:r>
-      <w:r/>
-      <w:r/>
-      <w:r/>
       <w:r/>
     </w:p>
     <w:p>
@@ -133,8 +129,17 @@
         <w:t xml:space="preserve">---</w:t>
       </w:r>
       <w:r/>
-      <w:r/>
-      <w:r/>
+    </w:p>
+    <w:p>
+      <w:pPr>
+        <w:pBdr/>
+        <w:spacing/>
+        <w:ind/>
+        <w:rPr/>
+      </w:pPr>
+      <w:r>
+        <w:t xml:space="preserve">##Hướng dẫn cài đặt</w:t>
+      </w:r>
       <w:r/>
     </w:p>
     <w:p>
@@ -145,26 +150,8 @@
         <w:rPr/>
       </w:pPr>
       <w:r>
-        <w:t xml:space="preserve">## ⚙️ Hướng dẫn cài đặt</w:t>
-      </w:r>
-      <w:r/>
-      <w:r/>
-      <w:r/>
-      <w:r/>
-    </w:p>
-    <w:p>
-      <w:pPr>
-        <w:pBdr/>
-        <w:spacing/>
-        <w:ind/>
-        <w:rPr/>
-      </w:pPr>
-      <w:r>
         <w:t xml:space="preserve">Thực hiện các bước sau để khởi tạo và cấu hình hệ thống tại trạm trung tâm:</w:t>
       </w:r>
-      <w:r/>
-      <w:r/>
-      <w:r/>
       <w:r/>
     </w:p>
     <w:p>
@@ -199,21 +186,6 @@
         <w:rPr/>
       </w:pPr>
       <w:r>
-        <w:t xml:space="preserve">git clone [https://github.com/smart-farm/orchid-system.git](https://github.com/smart-farm/orchid-system.git)</w:t>
-      </w:r>
-      <w:r/>
-      <w:r/>
-      <w:r/>
-      <w:r/>
-    </w:p>
-    <w:p>
-      <w:pPr>
-        <w:pBdr/>
-        <w:spacing/>
-        <w:ind/>
-        <w:rPr/>
-      </w:pPr>
-      <w:r>
         <w:t xml:space="preserve"># 2. Truy cập vào thư mục dự án</w:t>
       </w:r>
       <w:r/>
@@ -228,9 +200,6 @@
       <w:r>
         <w:t xml:space="preserve">cd orchid-system</w:t>
       </w:r>
-      <w:r/>
-      <w:r/>
-      <w:r/>
       <w:r/>
     </w:p>
     <w:p>
@@ -255,9 +224,6 @@
       <w:r>
         <w:t xml:space="preserve">npm install</w:t>
       </w:r>
-      <w:r/>
-      <w:r/>
-      <w:r/>
       <w:r/>
     </w:p>
     <w:p>
@@ -310,10 +276,17 @@
           <w:color w:val="000000" w:themeColor="text1"/>
         </w:rPr>
       </w:r>
+      <w:r>
+        <w:rPr>
+          <w:b/>
+          <w:bCs/>
+          <w:color w:val="000000" w:themeColor="text1"/>
+        </w:rPr>
+      </w:r>
     </w:p>
     <w:p>
       <w:pPr>
-        <w:pStyle w:val="668"/>
+        <w:pStyle w:val="906"/>
         <w:numPr>
           <w:ilvl w:val="0"/>
           <w:numId w:val="8"/>
@@ -327,13 +300,10 @@
         <w:t xml:space="preserve">Giám sát thông số môi trường thời gian thực (Nhiệt độ, độ ẩm, pH, EC).</w:t>
       </w:r>
       <w:r/>
-      <w:r/>
-      <w:r/>
-      <w:r/>
     </w:p>
     <w:p>
       <w:pPr>
-        <w:pStyle w:val="668"/>
+        <w:pStyle w:val="906"/>
         <w:numPr>
           <w:ilvl w:val="0"/>
           <w:numId w:val="8"/>
@@ -350,7 +320,7 @@
     </w:p>
     <w:p>
       <w:pPr>
-        <w:pStyle w:val="668"/>
+        <w:pStyle w:val="906"/>
         <w:numPr>
           <w:ilvl w:val="0"/>
           <w:numId w:val="8"/>
@@ -364,13 +334,10 @@
         <w:t xml:space="preserve">Điều khiển thiết bị linh hoạt ở 2 chế độ: Thủ công (Manual) và Tự động (Auto).</w:t>
       </w:r>
       <w:r/>
-      <w:r/>
-      <w:r/>
-      <w:r/>
     </w:p>
     <w:p>
       <w:pPr>
-        <w:pStyle w:val="668"/>
+        <w:pStyle w:val="906"/>
         <w:numPr>
           <w:ilvl w:val="0"/>
           <w:numId w:val="8"/>
@@ -422,9 +389,6 @@
         <w:t xml:space="preserve">Nhiệt độ:</w:t>
       </w:r>
       <w:r/>
-      <w:r/>
-      <w:r/>
-      <w:r/>
     </w:p>
     <w:p>
       <w:pPr>
@@ -437,9 +401,6 @@
         <w:t xml:space="preserve">Ngưỡng Tốt : Từ 20°C đến 30°C. (Thiết bị điều phối: Quạt thông gió / Phun sương)</w:t>
       </w:r>
       <w:r/>
-      <w:r/>
-      <w:r/>
-      <w:r/>
     </w:p>
     <w:p>
       <w:pPr>
@@ -452,9 +413,6 @@
         <w:t xml:space="preserve">Ngưỡng Cảnh Báo : Từ 30°C đến 35°C.</w:t>
       </w:r>
       <w:r/>
-      <w:r/>
-      <w:r/>
-      <w:r/>
     </w:p>
     <w:p>
       <w:pPr>
@@ -467,7 +425,6 @@
         <w:t xml:space="preserve">Ngưỡng Nguy Hiểm : Lớn hơn 35°C hoặc nhỏ hơn 15°C.</w:t>
       </w:r>
       <w:r/>
-      <w:r/>
     </w:p>
     <w:p>
       <w:pPr>
@@ -480,9 +437,6 @@
         <w:t xml:space="preserve">Độ ẩm không khí:</w:t>
       </w:r>
       <w:r/>
-      <w:r/>
-      <w:r/>
-      <w:r/>
     </w:p>
     <w:p>
       <w:pPr>
@@ -495,8 +449,6 @@
         <w:t xml:space="preserve">Ngưỡng Tốt: Từ 70% đến 85%. (Thiết bị điều phối: Hệ thống phun ẩm)</w:t>
       </w:r>
       <w:r/>
-      <w:r/>
-      <w:r/>
     </w:p>
     <w:p>
       <w:pPr>
@@ -509,8 +461,6 @@
         <w:t xml:space="preserve">Ngưỡng Cảnh Báo: Từ 50% đến 69%.</w:t>
       </w:r>
       <w:r/>
-      <w:r/>
-      <w:r/>
     </w:p>
     <w:p>
       <w:pPr>
@@ -523,7 +473,6 @@
         <w:t xml:space="preserve">Ngưỡng Nguy Hiểm: Nhỏ hơn 50%.</w:t>
       </w:r>
       <w:r/>
-      <w:r/>
     </w:p>
     <w:p>
       <w:pPr>
@@ -536,9 +485,6 @@
         <w:t xml:space="preserve">Độ ẩm đất:</w:t>
       </w:r>
       <w:r/>
-      <w:r/>
-      <w:r/>
-      <w:r/>
     </w:p>
     <w:p>
       <w:pPr>
@@ -551,9 +497,6 @@
         <w:t xml:space="preserve">Ngưỡng Tốt: Từ 60% đến 80%. (Thiết bị điều phối: Bơm tưới tự động)</w:t>
       </w:r>
       <w:r/>
-      <w:r/>
-      <w:r/>
-      <w:r/>
     </w:p>
     <w:p>
       <w:pPr>
@@ -566,8 +509,6 @@
         <w:t xml:space="preserve">Ngưỡng Cảnh Báo: Từ 40% đến 59%.</w:t>
       </w:r>
       <w:r/>
-      <w:r/>
-      <w:r/>
     </w:p>
     <w:p>
       <w:pPr>
@@ -580,8 +521,6 @@
         <w:t xml:space="preserve">Ngưỡng Nguy Hiểm: Nhỏ hơn 40%.</w:t>
       </w:r>
       <w:r/>
-      <w:r/>
-      <w:r/>
     </w:p>
     <w:p>
       <w:pPr>
@@ -594,9 +533,6 @@
         <w:t xml:space="preserve">Ánh sáng:</w:t>
       </w:r>
       <w:r/>
-      <w:r/>
-      <w:r/>
-      <w:r/>
     </w:p>
     <w:p>
       <w:pPr>
@@ -609,9 +545,6 @@
         <w:t xml:space="preserve">Ngưỡng Tốt: Từ 1000 đến 1500 lux. (Thiết bị điều phối: Đèn LED bổ sung)</w:t>
       </w:r>
       <w:r/>
-      <w:r/>
-      <w:r/>
-      <w:r/>
     </w:p>
     <w:p>
       <w:pPr>
@@ -623,9 +556,6 @@
       <w:r>
         <w:t xml:space="preserve">Ngưỡng Cảnh Báo: Từ 800 đến 999 lux.</w:t>
       </w:r>
-      <w:r/>
-      <w:r/>
-      <w:r/>
       <w:r/>
     </w:p>
     <w:p>
@@ -683,7 +613,7 @@
     </w:p>
     <w:p>
       <w:pPr>
-        <w:pStyle w:val="668"/>
+        <w:pStyle w:val="906"/>
         <w:numPr>
           <w:ilvl w:val="0"/>
           <w:numId w:val="7"/>
@@ -697,13 +627,10 @@
         <w:t xml:space="preserve">Khi cảm biến ghi nhận nhiệt độ vườn Lan vượt mức 31°C, CPU thực hiện chu kỳ xử lý như sau:</w:t>
       </w:r>
       <w:r/>
-      <w:r/>
-      <w:r/>
-      <w:r/>
     </w:p>
     <w:p>
       <w:pPr>
-        <w:pStyle w:val="668"/>
+        <w:pStyle w:val="906"/>
         <w:numPr>
           <w:ilvl w:val="0"/>
           <w:numId w:val="7"/>
@@ -717,13 +644,10 @@
         <w:t xml:space="preserve">Fetch (Đọc lệnh): CPU nạp mã lệnh điều khiển từ bộ nhớ ROM/Flash vào thanh ghi lệnh (Instruction Register).</w:t>
       </w:r>
       <w:r/>
-      <w:r/>
-      <w:r/>
-      <w:r/>
     </w:p>
     <w:p>
       <w:pPr>
-        <w:pStyle w:val="668"/>
+        <w:pStyle w:val="906"/>
         <w:numPr>
           <w:ilvl w:val="0"/>
           <w:numId w:val="7"/>
@@ -737,13 +661,10 @@
         <w:t xml:space="preserve">Decode (Giải mã lệnh): Bộ giải mã (Decoder) xác định lệnh yêu cầu bật hệ thống phun sương và quạt làm mát.</w:t>
       </w:r>
       <w:r/>
-      <w:r/>
-      <w:r/>
-      <w:r/>
     </w:p>
     <w:p>
       <w:pPr>
-        <w:pStyle w:val="668"/>
+        <w:pStyle w:val="906"/>
         <w:numPr>
           <w:ilvl w:val="0"/>
           <w:numId w:val="7"/>
@@ -756,9 +677,6 @@
       <w:r>
         <w:t xml:space="preserve">Execute (Thực thi): ALU và mạch điều khiển phát tín hiệu điện áp tới rơ-le để kích hoạt máy bơm và quạt chạy.</w:t>
       </w:r>
-      <w:r/>
-      <w:r/>
-      <w:r/>
       <w:r/>
     </w:p>
     <w:p>
@@ -787,10 +705,17 @@
           <w:color w:val="000000" w:themeColor="text1"/>
         </w:rPr>
       </w:r>
+      <w:r>
+        <w:rPr>
+          <w:b/>
+          <w:bCs/>
+          <w:color w:val="000000" w:themeColor="text1"/>
+        </w:rPr>
+      </w:r>
     </w:p>
     <w:p>
       <w:pPr>
-        <w:pStyle w:val="668"/>
+        <w:pStyle w:val="906"/>
         <w:numPr>
           <w:ilvl w:val="0"/>
           <w:numId w:val="6"/>
@@ -804,13 +729,10 @@
         <w:t xml:space="preserve">Data (Dữ liệu thô): Các cảm biến đọc được chuỗi giá trị số: 32.5, 65, 1200.</w:t>
       </w:r>
       <w:r/>
-      <w:r/>
-      <w:r/>
-      <w:r/>
     </w:p>
     <w:p>
       <w:pPr>
-        <w:pStyle w:val="668"/>
+        <w:pStyle w:val="906"/>
         <w:numPr>
           <w:ilvl w:val="0"/>
           <w:numId w:val="6"/>
@@ -824,13 +746,10 @@
         <w:t xml:space="preserve">Information (Thông tin): Gắn nhãn ý nghĩa cho dữ liệu: Nhiệt độ = 32.5°C, Độ ẩm không khí = 65%, Ánh sáng = 1200 lux.</w:t>
       </w:r>
       <w:r/>
-      <w:r/>
-      <w:r/>
-      <w:r/>
     </w:p>
     <w:p>
       <w:pPr>
-        <w:pStyle w:val="668"/>
+        <w:pStyle w:val="906"/>
         <w:numPr>
           <w:ilvl w:val="0"/>
           <w:numId w:val="6"/>
@@ -844,13 +763,10 @@
         <w:t xml:space="preserve">Knowledge (Tri thức): Phân tích quy luật sinh trưởng của cây Lan: Nhiệt độ trên 30°C kèm độ ẩm thấp sẽ làm cây mất nước và suy yếu.</w:t>
       </w:r>
       <w:r/>
-      <w:r/>
-      <w:r/>
-      <w:r/>
     </w:p>
     <w:p>
       <w:pPr>
-        <w:pStyle w:val="668"/>
+        <w:pStyle w:val="906"/>
         <w:numPr>
           <w:ilvl w:val="0"/>
           <w:numId w:val="6"/>
@@ -863,9 +779,6 @@
       <w:r>
         <w:t xml:space="preserve">Wisdom (Trí tuệ/Hành động): Ra quyết định tự động kích hoạt van máy bơm nước và bật quạt gió để tối ưu hóa môi trường sống cho hoa Lan.</w:t>
       </w:r>
-      <w:r/>
-      <w:r/>
-      <w:r/>
       <w:r/>
     </w:p>
     <w:p>
@@ -894,10 +807,17 @@
           <w:color w:val="000000" w:themeColor="text1"/>
         </w:rPr>
       </w:r>
+      <w:r>
+        <w:rPr>
+          <w:b/>
+          <w:bCs/>
+          <w:color w:val="000000" w:themeColor="text1"/>
+        </w:rPr>
+      </w:r>
     </w:p>
     <w:p>
       <w:pPr>
-        <w:pStyle w:val="668"/>
+        <w:pStyle w:val="906"/>
         <w:numPr>
           <w:ilvl w:val="0"/>
           <w:numId w:val="1"/>
@@ -911,13 +831,10 @@
         <w:t xml:space="preserve">Triệu chứng: Hệ thống phản hồi chậm, chu kỳ xử lý lệnh tưới bị trễ hoặc thiết bị mất kết nối tạm thời do RAM cạn kiệt dung lượng chứa nhật ký hoạt động.</w:t>
       </w:r>
       <w:r/>
-      <w:r/>
-      <w:r/>
-      <w:r/>
     </w:p>
     <w:p>
       <w:pPr>
-        <w:pStyle w:val="668"/>
+        <w:pStyle w:val="906"/>
         <w:numPr>
           <w:ilvl w:val="0"/>
           <w:numId w:val="1"/>
@@ -931,13 +848,10 @@
         <w:t xml:space="preserve">Quy trình xử lý an toàn:</w:t>
       </w:r>
       <w:r/>
-      <w:r/>
-      <w:r/>
-      <w:r/>
     </w:p>
     <w:p>
       <w:pPr>
-        <w:pStyle w:val="668"/>
+        <w:pStyle w:val="906"/>
         <w:numPr>
           <w:ilvl w:val="1"/>
           <w:numId w:val="4"/>
@@ -951,13 +865,10 @@
         <w:t xml:space="preserve">Chuyển sang chế độ thủ công: Gạt công tắc hoặc chọn chế độ Manual trên ứng dụng để đảm bảo trang trại vẫn được giám sát cơ bản trong lúc xử lý sự cố.</w:t>
       </w:r>
       <w:r/>
-      <w:r/>
-      <w:r/>
-      <w:r/>
     </w:p>
     <w:p>
       <w:pPr>
-        <w:pStyle w:val="668"/>
+        <w:pStyle w:val="906"/>
         <w:numPr>
           <w:ilvl w:val="1"/>
           <w:numId w:val="4"/>
@@ -971,13 +882,10 @@
         <w:t xml:space="preserve">Giải phóng bộ nhớ Cache/Log: Kết nối vào giao diện dòng lệnh của Gateway/Microcontroller và thực thi lệnh xóa bộ nhớ đệm tạm thời:</w:t>
       </w:r>
       <w:r/>
-      <w:r/>
-      <w:r/>
-      <w:r/>
     </w:p>
     <w:p>
       <w:pPr>
-        <w:pStyle w:val="668"/>
+        <w:pStyle w:val="906"/>
         <w:numPr>
           <w:ilvl w:val="2"/>
           <w:numId w:val="4"/>
@@ -994,7 +902,7 @@
     </w:p>
     <w:p>
       <w:pPr>
-        <w:pStyle w:val="668"/>
+        <w:pStyle w:val="906"/>
         <w:numPr>
           <w:ilvl w:val="2"/>
           <w:numId w:val="4"/>
@@ -1011,7 +919,7 @@
     </w:p>
     <w:p>
       <w:pPr>
-        <w:pStyle w:val="668"/>
+        <w:pStyle w:val="906"/>
         <w:numPr>
           <w:ilvl w:val="2"/>
           <w:numId w:val="4"/>
@@ -1028,7 +936,7 @@
     </w:p>
     <w:p>
       <w:pPr>
-        <w:pStyle w:val="668"/>
+        <w:pStyle w:val="906"/>
         <w:numPr>
           <w:ilvl w:val="2"/>
           <w:numId w:val="4"/>
@@ -1045,7 +953,7 @@
     </w:p>
     <w:p>
       <w:pPr>
-        <w:pStyle w:val="668"/>
+        <w:pStyle w:val="906"/>
         <w:numPr>
           <w:ilvl w:val="2"/>
           <w:numId w:val="4"/>
@@ -1062,7 +970,7 @@
     </w:p>
     <w:p>
       <w:pPr>
-        <w:pStyle w:val="668"/>
+        <w:pStyle w:val="906"/>
         <w:numPr>
           <w:ilvl w:val="1"/>
           <w:numId w:val="4"/>
@@ -1076,11 +984,10 @@
         <w:t xml:space="preserve">Cấu hình giới hạn vòng đời Log (Log Rotation): Thiết lập lại tham số lưu trữ log tối đa trên hệ thống Cloud/Local để tự động ghi đè dữ liệu cũ, tránh lặp lại tình trạng tràn RAM trong tương lai.</w:t>
       </w:r>
       <w:r/>
-      <w:r/>
     </w:p>
     <w:p>
       <w:pPr>
-        <w:pStyle w:val="668"/>
+        <w:pStyle w:val="906"/>
         <w:numPr>
           <w:ilvl w:val="0"/>
           <w:numId w:val="5"/>
@@ -1094,13 +1001,10 @@
         <w:t xml:space="preserve">Không tự ý tháo lắp thiết bị cảm biến và bộ điều khiển khi hệ thống đang vận hành trực tiếp.</w:t>
       </w:r>
       <w:r/>
-      <w:r/>
-      <w:r/>
-      <w:r/>
     </w:p>
     <w:p>
       <w:pPr>
-        <w:pStyle w:val="668"/>
+        <w:pStyle w:val="906"/>
         <w:numPr>
           <w:ilvl w:val="0"/>
           <w:numId w:val="5"/>
@@ -1113,8 +1017,6 @@
       <w:r>
         <w:t xml:space="preserve">Luôn ngắt nguồn điện tổng trước khi kiểm tra định kỳ hoặc bảo trì phần cứng.</w:t>
       </w:r>
-      <w:r/>
-      <w:r/>
       <w:r/>
     </w:p>
     <w:sectPr>
@@ -1139,7 +1041,6 @@
         <w:ind/>
         <w:rPr/>
       </w:pPr>
-      <w:r/>
       <w:r>
         <w:separator/>
       </w:r>
@@ -1154,7 +1055,6 @@
         <w:ind/>
         <w:rPr/>
       </w:pPr>
-      <w:r/>
       <w:r>
         <w:continuationSeparator/>
       </w:r>
@@ -1174,7 +1074,6 @@
         <w:ind/>
         <w:rPr/>
       </w:pPr>
-      <w:r/>
       <w:r>
         <w:separator/>
       </w:r>
@@ -1189,7 +1088,6 @@
         <w:ind/>
         <w:rPr/>
       </w:pPr>
-      <w:r/>
       <w:r>
         <w:continuationSeparator/>
       </w:r>
@@ -2472,9 +2370,9 @@
     <w:lsdException w:name="Bibliography" w:uiPriority="37"/>
     <w:lsdException w:name="TOC Heading" w:uiPriority="39" w:qFormat="1"/>
   </w:latentStyles>
-  <w:style w:type="table" w:styleId="12">
+  <w:style w:type="table" w:styleId="717">
     <w:name w:val="Table Grid"/>
-    <w:basedOn w:val="665"/>
+    <w:basedOn w:val="903"/>
     <w:uiPriority w:val="59"/>
     <w:pPr>
       <w:pBdr/>
@@ -2671,9 +2569,9 @@
       </w:tcPr>
     </w:tblStylePr>
   </w:style>
-  <w:style w:type="table" w:styleId="13">
+  <w:style w:type="table" w:styleId="718">
     <w:name w:val="Table Grid Light"/>
-    <w:basedOn w:val="665"/>
+    <w:basedOn w:val="903"/>
     <w:uiPriority w:val="59"/>
     <w:pPr>
       <w:pBdr/>
@@ -2870,9 +2768,9 @@
       </w:tcPr>
     </w:tblStylePr>
   </w:style>
-  <w:style w:type="table" w:styleId="14">
+  <w:style w:type="table" w:styleId="719">
     <w:name w:val="Plain Table 1"/>
-    <w:basedOn w:val="665"/>
+    <w:basedOn w:val="903"/>
     <w:uiPriority w:val="59"/>
     <w:pPr>
       <w:pBdr/>
@@ -3095,9 +2993,9 @@
       </w:tcPr>
     </w:tblStylePr>
   </w:style>
-  <w:style w:type="table" w:styleId="15">
+  <w:style w:type="table" w:styleId="720">
     <w:name w:val="Plain Table 2"/>
-    <w:basedOn w:val="665"/>
+    <w:basedOn w:val="903"/>
     <w:uiPriority w:val="59"/>
     <w:pPr>
       <w:pBdr/>
@@ -3328,9 +3226,9 @@
       </w:tcPr>
     </w:tblStylePr>
   </w:style>
-  <w:style w:type="table" w:styleId="16">
+  <w:style w:type="table" w:styleId="721">
     <w:name w:val="Plain Table 3"/>
-    <w:basedOn w:val="665"/>
+    <w:basedOn w:val="903"/>
     <w:uiPriority w:val="99"/>
     <w:pPr>
       <w:pBdr/>
@@ -3558,9 +3456,9 @@
       </w:tcPr>
     </w:tblStylePr>
   </w:style>
-  <w:style w:type="table" w:styleId="17">
+  <w:style w:type="table" w:styleId="722">
     <w:name w:val="Plain Table 4"/>
-    <w:basedOn w:val="665"/>
+    <w:basedOn w:val="903"/>
     <w:uiPriority w:val="99"/>
     <w:pPr>
       <w:pBdr/>
@@ -3774,9 +3672,9 @@
       </w:tcPr>
     </w:tblStylePr>
   </w:style>
-  <w:style w:type="table" w:styleId="18">
+  <w:style w:type="table" w:styleId="723">
     <w:name w:val="Plain Table 5"/>
-    <w:basedOn w:val="665"/>
+    <w:basedOn w:val="903"/>
     <w:uiPriority w:val="99"/>
     <w:pPr>
       <w:pBdr/>
@@ -4007,9 +3905,9 @@
       </w:tcPr>
     </w:tblStylePr>
   </w:style>
-  <w:style w:type="table" w:styleId="19">
+  <w:style w:type="table" w:styleId="724">
     <w:name w:val="Grid Table 1 Light"/>
-    <w:basedOn w:val="665"/>
+    <w:basedOn w:val="903"/>
     <w:uiPriority w:val="99"/>
     <w:pPr>
       <w:pBdr/>
@@ -4230,9 +4128,9 @@
       </w:tcPr>
     </w:tblStylePr>
   </w:style>
-  <w:style w:type="table" w:styleId="20">
+  <w:style w:type="table" w:styleId="725">
     <w:name w:val="Grid Table 1 Light - Accent 1"/>
-    <w:basedOn w:val="665"/>
+    <w:basedOn w:val="903"/>
     <w:uiPriority w:val="99"/>
     <w:pPr>
       <w:pBdr/>
@@ -4453,9 +4351,9 @@
       </w:tcPr>
     </w:tblStylePr>
   </w:style>
-  <w:style w:type="table" w:styleId="21">
+  <w:style w:type="table" w:styleId="726">
     <w:name w:val="Grid Table 1 Light - Accent 2"/>
-    <w:basedOn w:val="665"/>
+    <w:basedOn w:val="903"/>
     <w:uiPriority w:val="99"/>
     <w:pPr>
       <w:pBdr/>
@@ -4676,9 +4574,9 @@
       </w:tcPr>
     </w:tblStylePr>
   </w:style>
-  <w:style w:type="table" w:styleId="22">
+  <w:style w:type="table" w:styleId="727">
     <w:name w:val="Grid Table 1 Light - Accent 3"/>
-    <w:basedOn w:val="665"/>
+    <w:basedOn w:val="903"/>
     <w:uiPriority w:val="99"/>
     <w:pPr>
       <w:pBdr/>
@@ -4899,9 +4797,9 @@
       </w:tcPr>
     </w:tblStylePr>
   </w:style>
-  <w:style w:type="table" w:styleId="23">
+  <w:style w:type="table" w:styleId="728">
     <w:name w:val="Grid Table 1 Light - Accent 4"/>
-    <w:basedOn w:val="665"/>
+    <w:basedOn w:val="903"/>
     <w:uiPriority w:val="99"/>
     <w:pPr>
       <w:pBdr/>
@@ -5122,9 +5020,9 @@
       </w:tcPr>
     </w:tblStylePr>
   </w:style>
-  <w:style w:type="table" w:styleId="24">
+  <w:style w:type="table" w:styleId="729">
     <w:name w:val="Grid Table 1 Light - Accent 5"/>
-    <w:basedOn w:val="665"/>
+    <w:basedOn w:val="903"/>
     <w:uiPriority w:val="99"/>
     <w:pPr>
       <w:pBdr/>
@@ -5345,9 +5243,9 @@
       </w:tcPr>
     </w:tblStylePr>
   </w:style>
-  <w:style w:type="table" w:styleId="25">
+  <w:style w:type="table" w:styleId="730">
     <w:name w:val="Grid Table 1 Light - Accent 6"/>
-    <w:basedOn w:val="665"/>
+    <w:basedOn w:val="903"/>
     <w:uiPriority w:val="99"/>
     <w:pPr>
       <w:pBdr/>
@@ -5568,9 +5466,9 @@
       </w:tcPr>
     </w:tblStylePr>
   </w:style>
-  <w:style w:type="table" w:styleId="26">
+  <w:style w:type="table" w:styleId="731">
     <w:name w:val="Grid Table 2"/>
-    <w:basedOn w:val="665"/>
+    <w:basedOn w:val="903"/>
     <w:uiPriority w:val="99"/>
     <w:pPr>
       <w:pBdr/>
@@ -5800,9 +5698,9 @@
       </w:tcPr>
     </w:tblStylePr>
   </w:style>
-  <w:style w:type="table" w:styleId="27">
+  <w:style w:type="table" w:styleId="732">
     <w:name w:val="Grid Table 2 - Accent 1"/>
-    <w:basedOn w:val="665"/>
+    <w:basedOn w:val="903"/>
     <w:uiPriority w:val="99"/>
     <w:pPr>
       <w:pBdr/>
@@ -6032,9 +5930,9 @@
       </w:tcPr>
     </w:tblStylePr>
   </w:style>
-  <w:style w:type="table" w:styleId="28">
+  <w:style w:type="table" w:styleId="733">
     <w:name w:val="Grid Table 2 - Accent 2"/>
-    <w:basedOn w:val="665"/>
+    <w:basedOn w:val="903"/>
     <w:uiPriority w:val="99"/>
     <w:pPr>
       <w:pBdr/>
@@ -6264,9 +6162,9 @@
       </w:tcPr>
     </w:tblStylePr>
   </w:style>
-  <w:style w:type="table" w:styleId="29">
+  <w:style w:type="table" w:styleId="734">
     <w:name w:val="Grid Table 2 - Accent 3"/>
-    <w:basedOn w:val="665"/>
+    <w:basedOn w:val="903"/>
     <w:uiPriority w:val="99"/>
     <w:pPr>
       <w:pBdr/>
@@ -6496,9 +6394,9 @@
       </w:tcPr>
     </w:tblStylePr>
   </w:style>
-  <w:style w:type="table" w:styleId="30">
+  <w:style w:type="table" w:styleId="735">
     <w:name w:val="Grid Table 2 - Accent 4"/>
-    <w:basedOn w:val="665"/>
+    <w:basedOn w:val="903"/>
     <w:uiPriority w:val="99"/>
     <w:pPr>
       <w:pBdr/>
@@ -6728,9 +6626,9 @@
       </w:tcPr>
     </w:tblStylePr>
   </w:style>
-  <w:style w:type="table" w:styleId="31">
+  <w:style w:type="table" w:styleId="736">
     <w:name w:val="Grid Table 2 - Accent 5"/>
-    <w:basedOn w:val="665"/>
+    <w:basedOn w:val="903"/>
     <w:uiPriority w:val="99"/>
     <w:pPr>
       <w:pBdr/>
@@ -6960,9 +6858,9 @@
       </w:tcPr>
     </w:tblStylePr>
   </w:style>
-  <w:style w:type="table" w:styleId="32">
+  <w:style w:type="table" w:styleId="737">
     <w:name w:val="Grid Table 2 - Accent 6"/>
-    <w:basedOn w:val="665"/>
+    <w:basedOn w:val="903"/>
     <w:uiPriority w:val="99"/>
     <w:pPr>
       <w:pBdr/>
@@ -7192,9 +7090,9 @@
       </w:tcPr>
     </w:tblStylePr>
   </w:style>
-  <w:style w:type="table" w:styleId="33">
+  <w:style w:type="table" w:styleId="738">
     <w:name w:val="Grid Table 3"/>
-    <w:basedOn w:val="665"/>
+    <w:basedOn w:val="903"/>
     <w:uiPriority w:val="99"/>
     <w:pPr>
       <w:pBdr/>
@@ -7293,29 +7191,6 @@
         <w:tblBorders/>
       </w:tblPr>
       <w:tcPr>
-        <w:shd w:color="ffffff"/>
-        <w:tcBorders>
-          <w:top w:val="none" w:color="000000" w:sz="4" w:space="0"/>
-          <w:left w:val="none" w:color="000000" w:sz="4" w:space="0"/>
-          <w:bottom w:val="none" w:color="000000" w:sz="4" w:space="0"/>
-          <w:right w:val="none" w:color="000000" w:sz="4" w:space="0"/>
-        </w:tcBorders>
-      </w:tcPr>
-    </w:tblStylePr>
-    <w:tblStylePr w:type="firstRow">
-      <w:rPr>
-        <w:b/>
-        <w:color w:val="404040"/>
-      </w:rPr>
-      <w:pPr>
-        <w:pBdr/>
-        <w:spacing/>
-        <w:ind/>
-      </w:pPr>
-      <w:tblPr>
-        <w:tblBorders/>
-      </w:tblPr>
-      <w:tcPr>
         <w:shd w:val="clear" w:color="ffffff"/>
         <w:tcBorders>
           <w:top w:val="none" w:color="000000" w:sz="4" w:space="0"/>
@@ -7325,30 +7200,7 @@
         </w:tcBorders>
       </w:tcPr>
     </w:tblStylePr>
-    <w:tblStylePr w:type="lastCol">
-      <w:rPr>
-        <w:i/>
-        <w:color w:val="404040"/>
-      </w:rPr>
-      <w:pPr>
-        <w:pBdr/>
-        <w:spacing/>
-        <w:ind/>
-      </w:pPr>
-      <w:tblPr>
-        <w:tblBorders/>
-      </w:tblPr>
-      <w:tcPr>
-        <w:shd w:color="ffffff"/>
-        <w:tcBorders>
-          <w:top w:val="none" w:color="000000" w:sz="4" w:space="0"/>
-          <w:left w:val="none" w:color="000000" w:sz="4" w:space="0"/>
-          <w:bottom w:val="none" w:color="000000" w:sz="4" w:space="0"/>
-          <w:right w:val="none" w:color="000000" w:sz="4" w:space="0"/>
-        </w:tcBorders>
-      </w:tcPr>
-    </w:tblStylePr>
-    <w:tblStylePr w:type="lastRow">
+    <w:tblStylePr w:type="firstRow">
       <w:rPr>
         <w:b/>
         <w:color w:val="404040"/>
@@ -7371,6 +7223,52 @@
         </w:tcBorders>
       </w:tcPr>
     </w:tblStylePr>
+    <w:tblStylePr w:type="lastCol">
+      <w:rPr>
+        <w:i/>
+        <w:color w:val="404040"/>
+      </w:rPr>
+      <w:pPr>
+        <w:pBdr/>
+        <w:spacing/>
+        <w:ind/>
+      </w:pPr>
+      <w:tblPr>
+        <w:tblBorders/>
+      </w:tblPr>
+      <w:tcPr>
+        <w:shd w:val="clear" w:color="ffffff"/>
+        <w:tcBorders>
+          <w:top w:val="none" w:color="000000" w:sz="4" w:space="0"/>
+          <w:left w:val="none" w:color="000000" w:sz="4" w:space="0"/>
+          <w:bottom w:val="none" w:color="000000" w:sz="4" w:space="0"/>
+          <w:right w:val="none" w:color="000000" w:sz="4" w:space="0"/>
+        </w:tcBorders>
+      </w:tcPr>
+    </w:tblStylePr>
+    <w:tblStylePr w:type="lastRow">
+      <w:rPr>
+        <w:b/>
+        <w:color w:val="404040"/>
+      </w:rPr>
+      <w:pPr>
+        <w:pBdr/>
+        <w:spacing/>
+        <w:ind/>
+      </w:pPr>
+      <w:tblPr>
+        <w:tblBorders/>
+      </w:tblPr>
+      <w:tcPr>
+        <w:shd w:val="clear" w:color="ffffff"/>
+        <w:tcBorders>
+          <w:top w:val="none" w:color="000000" w:sz="4" w:space="0"/>
+          <w:left w:val="none" w:color="000000" w:sz="4" w:space="0"/>
+          <w:bottom w:val="none" w:color="000000" w:sz="4" w:space="0"/>
+          <w:right w:val="none" w:color="000000" w:sz="4" w:space="0"/>
+        </w:tcBorders>
+      </w:tcPr>
+    </w:tblStylePr>
     <w:tblStylePr w:type="nwCell">
       <w:pPr>
         <w:pBdr/>
@@ -7437,9 +7335,9 @@
       </w:tcPr>
     </w:tblStylePr>
   </w:style>
-  <w:style w:type="table" w:styleId="34">
+  <w:style w:type="table" w:styleId="739">
     <w:name w:val="Grid Table 3 - Accent 1"/>
-    <w:basedOn w:val="665"/>
+    <w:basedOn w:val="903"/>
     <w:uiPriority w:val="99"/>
     <w:pPr>
       <w:pBdr/>
@@ -7538,29 +7436,6 @@
         <w:tblBorders/>
       </w:tblPr>
       <w:tcPr>
-        <w:shd w:color="ffffff"/>
-        <w:tcBorders>
-          <w:top w:val="none" w:color="000000" w:sz="4" w:space="0"/>
-          <w:left w:val="none" w:color="000000" w:sz="4" w:space="0"/>
-          <w:bottom w:val="none" w:color="000000" w:sz="4" w:space="0"/>
-          <w:right w:val="none" w:color="000000" w:sz="4" w:space="0"/>
-        </w:tcBorders>
-      </w:tcPr>
-    </w:tblStylePr>
-    <w:tblStylePr w:type="firstRow">
-      <w:rPr>
-        <w:b/>
-        <w:color w:val="404040"/>
-      </w:rPr>
-      <w:pPr>
-        <w:pBdr/>
-        <w:spacing/>
-        <w:ind/>
-      </w:pPr>
-      <w:tblPr>
-        <w:tblBorders/>
-      </w:tblPr>
-      <w:tcPr>
         <w:shd w:val="clear" w:color="ffffff"/>
         <w:tcBorders>
           <w:top w:val="none" w:color="000000" w:sz="4" w:space="0"/>
@@ -7570,30 +7445,7 @@
         </w:tcBorders>
       </w:tcPr>
     </w:tblStylePr>
-    <w:tblStylePr w:type="lastCol">
-      <w:rPr>
-        <w:i/>
-        <w:color w:val="404040"/>
-      </w:rPr>
-      <w:pPr>
-        <w:pBdr/>
-        <w:spacing/>
-        <w:ind/>
-      </w:pPr>
-      <w:tblPr>
-        <w:tblBorders/>
-      </w:tblPr>
-      <w:tcPr>
-        <w:shd w:color="ffffff"/>
-        <w:tcBorders>
-          <w:top w:val="none" w:color="000000" w:sz="4" w:space="0"/>
-          <w:left w:val="none" w:color="000000" w:sz="4" w:space="0"/>
-          <w:bottom w:val="none" w:color="000000" w:sz="4" w:space="0"/>
-          <w:right w:val="none" w:color="000000" w:sz="4" w:space="0"/>
-        </w:tcBorders>
-      </w:tcPr>
-    </w:tblStylePr>
-    <w:tblStylePr w:type="lastRow">
+    <w:tblStylePr w:type="firstRow">
       <w:rPr>
         <w:b/>
         <w:color w:val="404040"/>
@@ -7616,6 +7468,52 @@
         </w:tcBorders>
       </w:tcPr>
     </w:tblStylePr>
+    <w:tblStylePr w:type="lastCol">
+      <w:rPr>
+        <w:i/>
+        <w:color w:val="404040"/>
+      </w:rPr>
+      <w:pPr>
+        <w:pBdr/>
+        <w:spacing/>
+        <w:ind/>
+      </w:pPr>
+      <w:tblPr>
+        <w:tblBorders/>
+      </w:tblPr>
+      <w:tcPr>
+        <w:shd w:val="clear" w:color="ffffff"/>
+        <w:tcBorders>
+          <w:top w:val="none" w:color="000000" w:sz="4" w:space="0"/>
+          <w:left w:val="none" w:color="000000" w:sz="4" w:space="0"/>
+          <w:bottom w:val="none" w:color="000000" w:sz="4" w:space="0"/>
+          <w:right w:val="none" w:color="000000" w:sz="4" w:space="0"/>
+        </w:tcBorders>
+      </w:tcPr>
+    </w:tblStylePr>
+    <w:tblStylePr w:type="lastRow">
+      <w:rPr>
+        <w:b/>
+        <w:color w:val="404040"/>
+      </w:rPr>
+      <w:pPr>
+        <w:pBdr/>
+        <w:spacing/>
+        <w:ind/>
+      </w:pPr>
+      <w:tblPr>
+        <w:tblBorders/>
+      </w:tblPr>
+      <w:tcPr>
+        <w:shd w:val="clear" w:color="ffffff"/>
+        <w:tcBorders>
+          <w:top w:val="none" w:color="000000" w:sz="4" w:space="0"/>
+          <w:left w:val="none" w:color="000000" w:sz="4" w:space="0"/>
+          <w:bottom w:val="none" w:color="000000" w:sz="4" w:space="0"/>
+          <w:right w:val="none" w:color="000000" w:sz="4" w:space="0"/>
+        </w:tcBorders>
+      </w:tcPr>
+    </w:tblStylePr>
     <w:tblStylePr w:type="nwCell">
       <w:pPr>
         <w:pBdr/>
@@ -7682,9 +7580,9 @@
       </w:tcPr>
     </w:tblStylePr>
   </w:style>
-  <w:style w:type="table" w:styleId="35">
+  <w:style w:type="table" w:styleId="740">
     <w:name w:val="Grid Table 3 - Accent 2"/>
-    <w:basedOn w:val="665"/>
+    <w:basedOn w:val="903"/>
     <w:uiPriority w:val="99"/>
     <w:pPr>
       <w:pBdr/>
@@ -7783,29 +7681,6 @@
         <w:tblBorders/>
       </w:tblPr>
       <w:tcPr>
-        <w:shd w:color="ffffff"/>
-        <w:tcBorders>
-          <w:top w:val="none" w:color="000000" w:sz="4" w:space="0"/>
-          <w:left w:val="none" w:color="000000" w:sz="4" w:space="0"/>
-          <w:bottom w:val="none" w:color="000000" w:sz="4" w:space="0"/>
-          <w:right w:val="none" w:color="000000" w:sz="4" w:space="0"/>
-        </w:tcBorders>
-      </w:tcPr>
-    </w:tblStylePr>
-    <w:tblStylePr w:type="firstRow">
-      <w:rPr>
-        <w:b/>
-        <w:color w:val="404040"/>
-      </w:rPr>
-      <w:pPr>
-        <w:pBdr/>
-        <w:spacing/>
-        <w:ind/>
-      </w:pPr>
-      <w:tblPr>
-        <w:tblBorders/>
-      </w:tblPr>
-      <w:tcPr>
         <w:shd w:val="clear" w:color="ffffff"/>
         <w:tcBorders>
           <w:top w:val="none" w:color="000000" w:sz="4" w:space="0"/>
@@ -7815,30 +7690,7 @@
         </w:tcBorders>
       </w:tcPr>
     </w:tblStylePr>
-    <w:tblStylePr w:type="lastCol">
-      <w:rPr>
-        <w:i/>
-        <w:color w:val="404040"/>
-      </w:rPr>
-      <w:pPr>
-        <w:pBdr/>
-        <w:spacing/>
-        <w:ind/>
-      </w:pPr>
-      <w:tblPr>
-        <w:tblBorders/>
-      </w:tblPr>
-      <w:tcPr>
-        <w:shd w:color="ffffff"/>
-        <w:tcBorders>
-          <w:top w:val="none" w:color="000000" w:sz="4" w:space="0"/>
-          <w:left w:val="none" w:color="000000" w:sz="4" w:space="0"/>
-          <w:bottom w:val="none" w:color="000000" w:sz="4" w:space="0"/>
-          <w:right w:val="none" w:color="000000" w:sz="4" w:space="0"/>
-        </w:tcBorders>
-      </w:tcPr>
-    </w:tblStylePr>
-    <w:tblStylePr w:type="lastRow">
+    <w:tblStylePr w:type="firstRow">
       <w:rPr>
         <w:b/>
         <w:color w:val="404040"/>
@@ -7861,6 +7713,52 @@
         </w:tcBorders>
       </w:tcPr>
     </w:tblStylePr>
+    <w:tblStylePr w:type="lastCol">
+      <w:rPr>
+        <w:i/>
+        <w:color w:val="404040"/>
+      </w:rPr>
+      <w:pPr>
+        <w:pBdr/>
+        <w:spacing/>
+        <w:ind/>
+      </w:pPr>
+      <w:tblPr>
+        <w:tblBorders/>
+      </w:tblPr>
+      <w:tcPr>
+        <w:shd w:val="clear" w:color="ffffff"/>
+        <w:tcBorders>
+          <w:top w:val="none" w:color="000000" w:sz="4" w:space="0"/>
+          <w:left w:val="none" w:color="000000" w:sz="4" w:space="0"/>
+          <w:bottom w:val="none" w:color="000000" w:sz="4" w:space="0"/>
+          <w:right w:val="none" w:color="000000" w:sz="4" w:space="0"/>
+        </w:tcBorders>
+      </w:tcPr>
+    </w:tblStylePr>
+    <w:tblStylePr w:type="lastRow">
+      <w:rPr>
+        <w:b/>
+        <w:color w:val="404040"/>
+      </w:rPr>
+      <w:pPr>
+        <w:pBdr/>
+        <w:spacing/>
+        <w:ind/>
+      </w:pPr>
+      <w:tblPr>
+        <w:tblBorders/>
+      </w:tblPr>
+      <w:tcPr>
+        <w:shd w:val="clear" w:color="ffffff"/>
+        <w:tcBorders>
+          <w:top w:val="none" w:color="000000" w:sz="4" w:space="0"/>
+          <w:left w:val="none" w:color="000000" w:sz="4" w:space="0"/>
+          <w:bottom w:val="none" w:color="000000" w:sz="4" w:space="0"/>
+          <w:right w:val="none" w:color="000000" w:sz="4" w:space="0"/>
+        </w:tcBorders>
+      </w:tcPr>
+    </w:tblStylePr>
     <w:tblStylePr w:type="nwCell">
       <w:pPr>
         <w:pBdr/>
@@ -7927,9 +7825,9 @@
       </w:tcPr>
     </w:tblStylePr>
   </w:style>
-  <w:style w:type="table" w:styleId="36">
+  <w:style w:type="table" w:styleId="741">
     <w:name w:val="Grid Table 3 - Accent 3"/>
-    <w:basedOn w:val="665"/>
+    <w:basedOn w:val="903"/>
     <w:uiPriority w:val="99"/>
     <w:pPr>
       <w:pBdr/>
@@ -8028,29 +7926,6 @@
         <w:tblBorders/>
       </w:tblPr>
       <w:tcPr>
-        <w:shd w:color="ffffff"/>
-        <w:tcBorders>
-          <w:top w:val="none" w:color="000000" w:sz="4" w:space="0"/>
-          <w:left w:val="none" w:color="000000" w:sz="4" w:space="0"/>
-          <w:bottom w:val="none" w:color="000000" w:sz="4" w:space="0"/>
-          <w:right w:val="none" w:color="000000" w:sz="4" w:space="0"/>
-        </w:tcBorders>
-      </w:tcPr>
-    </w:tblStylePr>
-    <w:tblStylePr w:type="firstRow">
-      <w:rPr>
-        <w:b/>
-        <w:color w:val="404040"/>
-      </w:rPr>
-      <w:pPr>
-        <w:pBdr/>
-        <w:spacing/>
-        <w:ind/>
-      </w:pPr>
-      <w:tblPr>
-        <w:tblBorders/>
-      </w:tblPr>
-      <w:tcPr>
         <w:shd w:val="clear" w:color="ffffff"/>
         <w:tcBorders>
           <w:top w:val="none" w:color="000000" w:sz="4" w:space="0"/>
@@ -8060,30 +7935,7 @@
         </w:tcBorders>
       </w:tcPr>
     </w:tblStylePr>
-    <w:tblStylePr w:type="lastCol">
-      <w:rPr>
-        <w:i/>
-        <w:color w:val="404040"/>
-      </w:rPr>
-      <w:pPr>
-        <w:pBdr/>
-        <w:spacing/>
-        <w:ind/>
-      </w:pPr>
-      <w:tblPr>
-        <w:tblBorders/>
-      </w:tblPr>
-      <w:tcPr>
-        <w:shd w:color="ffffff"/>
-        <w:tcBorders>
-          <w:top w:val="none" w:color="000000" w:sz="4" w:space="0"/>
-          <w:left w:val="none" w:color="000000" w:sz="4" w:space="0"/>
-          <w:bottom w:val="none" w:color="000000" w:sz="4" w:space="0"/>
-          <w:right w:val="none" w:color="000000" w:sz="4" w:space="0"/>
-        </w:tcBorders>
-      </w:tcPr>
-    </w:tblStylePr>
-    <w:tblStylePr w:type="lastRow">
+    <w:tblStylePr w:type="firstRow">
       <w:rPr>
         <w:b/>
         <w:color w:val="404040"/>
@@ -8106,6 +7958,52 @@
         </w:tcBorders>
       </w:tcPr>
     </w:tblStylePr>
+    <w:tblStylePr w:type="lastCol">
+      <w:rPr>
+        <w:i/>
+        <w:color w:val="404040"/>
+      </w:rPr>
+      <w:pPr>
+        <w:pBdr/>
+        <w:spacing/>
+        <w:ind/>
+      </w:pPr>
+      <w:tblPr>
+        <w:tblBorders/>
+      </w:tblPr>
+      <w:tcPr>
+        <w:shd w:val="clear" w:color="ffffff"/>
+        <w:tcBorders>
+          <w:top w:val="none" w:color="000000" w:sz="4" w:space="0"/>
+          <w:left w:val="none" w:color="000000" w:sz="4" w:space="0"/>
+          <w:bottom w:val="none" w:color="000000" w:sz="4" w:space="0"/>
+          <w:right w:val="none" w:color="000000" w:sz="4" w:space="0"/>
+        </w:tcBorders>
+      </w:tcPr>
+    </w:tblStylePr>
+    <w:tblStylePr w:type="lastRow">
+      <w:rPr>
+        <w:b/>
+        <w:color w:val="404040"/>
+      </w:rPr>
+      <w:pPr>
+        <w:pBdr/>
+        <w:spacing/>
+        <w:ind/>
+      </w:pPr>
+      <w:tblPr>
+        <w:tblBorders/>
+      </w:tblPr>
+      <w:tcPr>
+        <w:shd w:val="clear" w:color="ffffff"/>
+        <w:tcBorders>
+          <w:top w:val="none" w:color="000000" w:sz="4" w:space="0"/>
+          <w:left w:val="none" w:color="000000" w:sz="4" w:space="0"/>
+          <w:bottom w:val="none" w:color="000000" w:sz="4" w:space="0"/>
+          <w:right w:val="none" w:color="000000" w:sz="4" w:space="0"/>
+        </w:tcBorders>
+      </w:tcPr>
+    </w:tblStylePr>
     <w:tblStylePr w:type="nwCell">
       <w:pPr>
         <w:pBdr/>
@@ -8172,9 +8070,9 @@
       </w:tcPr>
     </w:tblStylePr>
   </w:style>
-  <w:style w:type="table" w:styleId="37">
+  <w:style w:type="table" w:styleId="742">
     <w:name w:val="Grid Table 3 - Accent 4"/>
-    <w:basedOn w:val="665"/>
+    <w:basedOn w:val="903"/>
     <w:uiPriority w:val="99"/>
     <w:pPr>
       <w:pBdr/>
@@ -8273,29 +8171,6 @@
         <w:tblBorders/>
       </w:tblPr>
       <w:tcPr>
-        <w:shd w:color="ffffff"/>
-        <w:tcBorders>
-          <w:top w:val="none" w:color="000000" w:sz="4" w:space="0"/>
-          <w:left w:val="none" w:color="000000" w:sz="4" w:space="0"/>
-          <w:bottom w:val="none" w:color="000000" w:sz="4" w:space="0"/>
-          <w:right w:val="none" w:color="000000" w:sz="4" w:space="0"/>
-        </w:tcBorders>
-      </w:tcPr>
-    </w:tblStylePr>
-    <w:tblStylePr w:type="firstRow">
-      <w:rPr>
-        <w:b/>
-        <w:color w:val="404040"/>
-      </w:rPr>
-      <w:pPr>
-        <w:pBdr/>
-        <w:spacing/>
-        <w:ind/>
-      </w:pPr>
-      <w:tblPr>
-        <w:tblBorders/>
-      </w:tblPr>
-      <w:tcPr>
         <w:shd w:val="clear" w:color="ffffff"/>
         <w:tcBorders>
           <w:top w:val="none" w:color="000000" w:sz="4" w:space="0"/>
@@ -8305,30 +8180,7 @@
         </w:tcBorders>
       </w:tcPr>
     </w:tblStylePr>
-    <w:tblStylePr w:type="lastCol">
-      <w:rPr>
-        <w:i/>
-        <w:color w:val="404040"/>
-      </w:rPr>
-      <w:pPr>
-        <w:pBdr/>
-        <w:spacing/>
-        <w:ind/>
-      </w:pPr>
-      <w:tblPr>
-        <w:tblBorders/>
-      </w:tblPr>
-      <w:tcPr>
-        <w:shd w:color="ffffff"/>
-        <w:tcBorders>
-          <w:top w:val="none" w:color="000000" w:sz="4" w:space="0"/>
-          <w:left w:val="none" w:color="000000" w:sz="4" w:space="0"/>
-          <w:bottom w:val="none" w:color="000000" w:sz="4" w:space="0"/>
-          <w:right w:val="none" w:color="000000" w:sz="4" w:space="0"/>
-        </w:tcBorders>
-      </w:tcPr>
-    </w:tblStylePr>
-    <w:tblStylePr w:type="lastRow">
+    <w:tblStylePr w:type="firstRow">
       <w:rPr>
         <w:b/>
         <w:color w:val="404040"/>
@@ -8351,6 +8203,52 @@
         </w:tcBorders>
       </w:tcPr>
     </w:tblStylePr>
+    <w:tblStylePr w:type="lastCol">
+      <w:rPr>
+        <w:i/>
+        <w:color w:val="404040"/>
+      </w:rPr>
+      <w:pPr>
+        <w:pBdr/>
+        <w:spacing/>
+        <w:ind/>
+      </w:pPr>
+      <w:tblPr>
+        <w:tblBorders/>
+      </w:tblPr>
+      <w:tcPr>
+        <w:shd w:val="clear" w:color="ffffff"/>
+        <w:tcBorders>
+          <w:top w:val="none" w:color="000000" w:sz="4" w:space="0"/>
+          <w:left w:val="none" w:color="000000" w:sz="4" w:space="0"/>
+          <w:bottom w:val="none" w:color="000000" w:sz="4" w:space="0"/>
+          <w:right w:val="none" w:color="000000" w:sz="4" w:space="0"/>
+        </w:tcBorders>
+      </w:tcPr>
+    </w:tblStylePr>
+    <w:tblStylePr w:type="lastRow">
+      <w:rPr>
+        <w:b/>
+        <w:color w:val="404040"/>
+      </w:rPr>
+      <w:pPr>
+        <w:pBdr/>
+        <w:spacing/>
+        <w:ind/>
+      </w:pPr>
+      <w:tblPr>
+        <w:tblBorders/>
+      </w:tblPr>
+      <w:tcPr>
+        <w:shd w:val="clear" w:color="ffffff"/>
+        <w:tcBorders>
+          <w:top w:val="none" w:color="000000" w:sz="4" w:space="0"/>
+          <w:left w:val="none" w:color="000000" w:sz="4" w:space="0"/>
+          <w:bottom w:val="none" w:color="000000" w:sz="4" w:space="0"/>
+          <w:right w:val="none" w:color="000000" w:sz="4" w:space="0"/>
+        </w:tcBorders>
+      </w:tcPr>
+    </w:tblStylePr>
     <w:tblStylePr w:type="nwCell">
       <w:pPr>
         <w:pBdr/>
@@ -8417,9 +8315,9 @@
       </w:tcPr>
     </w:tblStylePr>
   </w:style>
-  <w:style w:type="table" w:styleId="38">
+  <w:style w:type="table" w:styleId="743">
     <w:name w:val="Grid Table 3 - Accent 5"/>
-    <w:basedOn w:val="665"/>
+    <w:basedOn w:val="903"/>
     <w:uiPriority w:val="99"/>
     <w:pPr>
       <w:pBdr/>
@@ -8518,29 +8416,6 @@
         <w:tblBorders/>
       </w:tblPr>
       <w:tcPr>
-        <w:shd w:color="ffffff"/>
-        <w:tcBorders>
-          <w:top w:val="none" w:color="000000" w:sz="4" w:space="0"/>
-          <w:left w:val="none" w:color="000000" w:sz="4" w:space="0"/>
-          <w:bottom w:val="none" w:color="000000" w:sz="4" w:space="0"/>
-          <w:right w:val="none" w:color="000000" w:sz="4" w:space="0"/>
-        </w:tcBorders>
-      </w:tcPr>
-    </w:tblStylePr>
-    <w:tblStylePr w:type="firstRow">
-      <w:rPr>
-        <w:b/>
-        <w:color w:val="404040"/>
-      </w:rPr>
-      <w:pPr>
-        <w:pBdr/>
-        <w:spacing/>
-        <w:ind/>
-      </w:pPr>
-      <w:tblPr>
-        <w:tblBorders/>
-      </w:tblPr>
-      <w:tcPr>
         <w:shd w:val="clear" w:color="ffffff"/>
         <w:tcBorders>
           <w:top w:val="none" w:color="000000" w:sz="4" w:space="0"/>
@@ -8550,30 +8425,7 @@
         </w:tcBorders>
       </w:tcPr>
     </w:tblStylePr>
-    <w:tblStylePr w:type="lastCol">
-      <w:rPr>
-        <w:i/>
-        <w:color w:val="404040"/>
-      </w:rPr>
-      <w:pPr>
-        <w:pBdr/>
-        <w:spacing/>
-        <w:ind/>
-      </w:pPr>
-      <w:tblPr>
-        <w:tblBorders/>
-      </w:tblPr>
-      <w:tcPr>
-        <w:shd w:color="ffffff"/>
-        <w:tcBorders>
-          <w:top w:val="none" w:color="000000" w:sz="4" w:space="0"/>
-          <w:left w:val="none" w:color="000000" w:sz="4" w:space="0"/>
-          <w:bottom w:val="none" w:color="000000" w:sz="4" w:space="0"/>
-          <w:right w:val="none" w:color="000000" w:sz="4" w:space="0"/>
-        </w:tcBorders>
-      </w:tcPr>
-    </w:tblStylePr>
-    <w:tblStylePr w:type="lastRow">
+    <w:tblStylePr w:type="firstRow">
       <w:rPr>
         <w:b/>
         <w:color w:val="404040"/>
@@ -8596,6 +8448,52 @@
         </w:tcBorders>
       </w:tcPr>
     </w:tblStylePr>
+    <w:tblStylePr w:type="lastCol">
+      <w:rPr>
+        <w:i/>
+        <w:color w:val="404040"/>
+      </w:rPr>
+      <w:pPr>
+        <w:pBdr/>
+        <w:spacing/>
+        <w:ind/>
+      </w:pPr>
+      <w:tblPr>
+        <w:tblBorders/>
+      </w:tblPr>
+      <w:tcPr>
+        <w:shd w:val="clear" w:color="ffffff"/>
+        <w:tcBorders>
+          <w:top w:val="none" w:color="000000" w:sz="4" w:space="0"/>
+          <w:left w:val="none" w:color="000000" w:sz="4" w:space="0"/>
+          <w:bottom w:val="none" w:color="000000" w:sz="4" w:space="0"/>
+          <w:right w:val="none" w:color="000000" w:sz="4" w:space="0"/>
+        </w:tcBorders>
+      </w:tcPr>
+    </w:tblStylePr>
+    <w:tblStylePr w:type="lastRow">
+      <w:rPr>
+        <w:b/>
+        <w:color w:val="404040"/>
+      </w:rPr>
+      <w:pPr>
+        <w:pBdr/>
+        <w:spacing/>
+        <w:ind/>
+      </w:pPr>
+      <w:tblPr>
+        <w:tblBorders/>
+      </w:tblPr>
+      <w:tcPr>
+        <w:shd w:val="clear" w:color="ffffff"/>
+        <w:tcBorders>
+          <w:top w:val="none" w:color="000000" w:sz="4" w:space="0"/>
+          <w:left w:val="none" w:color="000000" w:sz="4" w:space="0"/>
+          <w:bottom w:val="none" w:color="000000" w:sz="4" w:space="0"/>
+          <w:right w:val="none" w:color="000000" w:sz="4" w:space="0"/>
+        </w:tcBorders>
+      </w:tcPr>
+    </w:tblStylePr>
     <w:tblStylePr w:type="nwCell">
       <w:pPr>
         <w:pBdr/>
@@ -8662,9 +8560,9 @@
       </w:tcPr>
     </w:tblStylePr>
   </w:style>
-  <w:style w:type="table" w:styleId="39">
+  <w:style w:type="table" w:styleId="744">
     <w:name w:val="Grid Table 3 - Accent 6"/>
-    <w:basedOn w:val="665"/>
+    <w:basedOn w:val="903"/>
     <w:uiPriority w:val="99"/>
     <w:pPr>
       <w:pBdr/>
@@ -8763,29 +8661,6 @@
         <w:tblBorders/>
       </w:tblPr>
       <w:tcPr>
-        <w:shd w:color="ffffff"/>
-        <w:tcBorders>
-          <w:top w:val="none" w:color="000000" w:sz="4" w:space="0"/>
-          <w:left w:val="none" w:color="000000" w:sz="4" w:space="0"/>
-          <w:bottom w:val="none" w:color="000000" w:sz="4" w:space="0"/>
-          <w:right w:val="none" w:color="000000" w:sz="4" w:space="0"/>
-        </w:tcBorders>
-      </w:tcPr>
-    </w:tblStylePr>
-    <w:tblStylePr w:type="firstRow">
-      <w:rPr>
-        <w:b/>
-        <w:color w:val="404040"/>
-      </w:rPr>
-      <w:pPr>
-        <w:pBdr/>
-        <w:spacing/>
-        <w:ind/>
-      </w:pPr>
-      <w:tblPr>
-        <w:tblBorders/>
-      </w:tblPr>
-      <w:tcPr>
         <w:shd w:val="clear" w:color="ffffff"/>
         <w:tcBorders>
           <w:top w:val="none" w:color="000000" w:sz="4" w:space="0"/>
@@ -8795,30 +8670,7 @@
         </w:tcBorders>
       </w:tcPr>
     </w:tblStylePr>
-    <w:tblStylePr w:type="lastCol">
-      <w:rPr>
-        <w:i/>
-        <w:color w:val="404040"/>
-      </w:rPr>
-      <w:pPr>
-        <w:pBdr/>
-        <w:spacing/>
-        <w:ind/>
-      </w:pPr>
-      <w:tblPr>
-        <w:tblBorders/>
-      </w:tblPr>
-      <w:tcPr>
-        <w:shd w:color="ffffff"/>
-        <w:tcBorders>
-          <w:top w:val="none" w:color="000000" w:sz="4" w:space="0"/>
-          <w:left w:val="none" w:color="000000" w:sz="4" w:space="0"/>
-          <w:bottom w:val="none" w:color="000000" w:sz="4" w:space="0"/>
-          <w:right w:val="none" w:color="000000" w:sz="4" w:space="0"/>
-        </w:tcBorders>
-      </w:tcPr>
-    </w:tblStylePr>
-    <w:tblStylePr w:type="lastRow">
+    <w:tblStylePr w:type="firstRow">
       <w:rPr>
         <w:b/>
         <w:color w:val="404040"/>
@@ -8841,6 +8693,52 @@
         </w:tcBorders>
       </w:tcPr>
     </w:tblStylePr>
+    <w:tblStylePr w:type="lastCol">
+      <w:rPr>
+        <w:i/>
+        <w:color w:val="404040"/>
+      </w:rPr>
+      <w:pPr>
+        <w:pBdr/>
+        <w:spacing/>
+        <w:ind/>
+      </w:pPr>
+      <w:tblPr>
+        <w:tblBorders/>
+      </w:tblPr>
+      <w:tcPr>
+        <w:shd w:val="clear" w:color="ffffff"/>
+        <w:tcBorders>
+          <w:top w:val="none" w:color="000000" w:sz="4" w:space="0"/>
+          <w:left w:val="none" w:color="000000" w:sz="4" w:space="0"/>
+          <w:bottom w:val="none" w:color="000000" w:sz="4" w:space="0"/>
+          <w:right w:val="none" w:color="000000" w:sz="4" w:space="0"/>
+        </w:tcBorders>
+      </w:tcPr>
+    </w:tblStylePr>
+    <w:tblStylePr w:type="lastRow">
+      <w:rPr>
+        <w:b/>
+        <w:color w:val="404040"/>
+      </w:rPr>
+      <w:pPr>
+        <w:pBdr/>
+        <w:spacing/>
+        <w:ind/>
+      </w:pPr>
+      <w:tblPr>
+        <w:tblBorders/>
+      </w:tblPr>
+      <w:tcPr>
+        <w:shd w:val="clear" w:color="ffffff"/>
+        <w:tcBorders>
+          <w:top w:val="none" w:color="000000" w:sz="4" w:space="0"/>
+          <w:left w:val="none" w:color="000000" w:sz="4" w:space="0"/>
+          <w:bottom w:val="none" w:color="000000" w:sz="4" w:space="0"/>
+          <w:right w:val="none" w:color="000000" w:sz="4" w:space="0"/>
+        </w:tcBorders>
+      </w:tcPr>
+    </w:tblStylePr>
     <w:tblStylePr w:type="nwCell">
       <w:pPr>
         <w:pBdr/>
@@ -8907,9 +8805,9 @@
       </w:tcPr>
     </w:tblStylePr>
   </w:style>
-  <w:style w:type="table" w:styleId="40">
+  <w:style w:type="table" w:styleId="745">
     <w:name w:val="Grid Table 4"/>
-    <w:basedOn w:val="665"/>
+    <w:basedOn w:val="903"/>
     <w:uiPriority w:val="59"/>
     <w:pPr>
       <w:pBdr/>
@@ -9140,9 +9038,9 @@
       </w:tcPr>
     </w:tblStylePr>
   </w:style>
-  <w:style w:type="table" w:styleId="41">
+  <w:style w:type="table" w:styleId="746">
     <w:name w:val="Grid Table 4 - Accent 1"/>
-    <w:basedOn w:val="665"/>
+    <w:basedOn w:val="903"/>
     <w:uiPriority w:val="59"/>
     <w:pPr>
       <w:pBdr/>
@@ -9373,9 +9271,9 @@
       </w:tcPr>
     </w:tblStylePr>
   </w:style>
-  <w:style w:type="table" w:styleId="42">
+  <w:style w:type="table" w:styleId="747">
     <w:name w:val="Grid Table 4 - Accent 2"/>
-    <w:basedOn w:val="665"/>
+    <w:basedOn w:val="903"/>
     <w:uiPriority w:val="59"/>
     <w:pPr>
       <w:pBdr/>
@@ -9606,9 +9504,9 @@
       </w:tcPr>
     </w:tblStylePr>
   </w:style>
-  <w:style w:type="table" w:styleId="43">
+  <w:style w:type="table" w:styleId="748">
     <w:name w:val="Grid Table 4 - Accent 3"/>
-    <w:basedOn w:val="665"/>
+    <w:basedOn w:val="903"/>
     <w:uiPriority w:val="59"/>
     <w:pPr>
       <w:pBdr/>
@@ -9839,9 +9737,9 @@
       </w:tcPr>
     </w:tblStylePr>
   </w:style>
-  <w:style w:type="table" w:styleId="44">
+  <w:style w:type="table" w:styleId="749">
     <w:name w:val="Grid Table 4 - Accent 4"/>
-    <w:basedOn w:val="665"/>
+    <w:basedOn w:val="903"/>
     <w:uiPriority w:val="59"/>
     <w:pPr>
       <w:pBdr/>
@@ -10072,9 +9970,9 @@
       </w:tcPr>
     </w:tblStylePr>
   </w:style>
-  <w:style w:type="table" w:styleId="45">
+  <w:style w:type="table" w:styleId="750">
     <w:name w:val="Grid Table 4 - Accent 5"/>
-    <w:basedOn w:val="665"/>
+    <w:basedOn w:val="903"/>
     <w:uiPriority w:val="59"/>
     <w:pPr>
       <w:pBdr/>
@@ -10305,9 +10203,9 @@
       </w:tcPr>
     </w:tblStylePr>
   </w:style>
-  <w:style w:type="table" w:styleId="46">
+  <w:style w:type="table" w:styleId="751">
     <w:name w:val="Grid Table 4 - Accent 6"/>
-    <w:basedOn w:val="665"/>
+    <w:basedOn w:val="903"/>
     <w:uiPriority w:val="59"/>
     <w:pPr>
       <w:pBdr/>
@@ -10538,9 +10436,9 @@
       </w:tcPr>
     </w:tblStylePr>
   </w:style>
-  <w:style w:type="table" w:styleId="47">
+  <w:style w:type="table" w:styleId="752">
     <w:name w:val="Grid Table 5 Dark"/>
-    <w:basedOn w:val="665"/>
+    <w:basedOn w:val="903"/>
     <w:uiPriority w:val="99"/>
     <w:pPr>
       <w:pBdr/>
@@ -10766,9 +10664,9 @@
       </w:tcPr>
     </w:tblStylePr>
   </w:style>
-  <w:style w:type="table" w:styleId="48">
+  <w:style w:type="table" w:styleId="753">
     <w:name w:val="Grid Table 5 Dark- Accent 1"/>
-    <w:basedOn w:val="665"/>
+    <w:basedOn w:val="903"/>
     <w:uiPriority w:val="99"/>
     <w:pPr>
       <w:pBdr/>
@@ -10994,9 +10892,9 @@
       </w:tcPr>
     </w:tblStylePr>
   </w:style>
-  <w:style w:type="table" w:styleId="49">
+  <w:style w:type="table" w:styleId="754">
     <w:name w:val="Grid Table 5 Dark - Accent 2"/>
-    <w:basedOn w:val="665"/>
+    <w:basedOn w:val="903"/>
     <w:uiPriority w:val="99"/>
     <w:pPr>
       <w:pBdr/>
@@ -11222,9 +11120,9 @@
       </w:tcPr>
     </w:tblStylePr>
   </w:style>
-  <w:style w:type="table" w:styleId="50">
+  <w:style w:type="table" w:styleId="755">
     <w:name w:val="Grid Table 5 Dark - Accent 3"/>
-    <w:basedOn w:val="665"/>
+    <w:basedOn w:val="903"/>
     <w:uiPriority w:val="99"/>
     <w:pPr>
       <w:pBdr/>
@@ -11450,9 +11348,9 @@
       </w:tcPr>
     </w:tblStylePr>
   </w:style>
-  <w:style w:type="table" w:styleId="51">
+  <w:style w:type="table" w:styleId="756">
     <w:name w:val="Grid Table 5 Dark- Accent 4"/>
-    <w:basedOn w:val="665"/>
+    <w:basedOn w:val="903"/>
     <w:uiPriority w:val="99"/>
     <w:pPr>
       <w:pBdr/>
@@ -11678,9 +11576,9 @@
       </w:tcPr>
     </w:tblStylePr>
   </w:style>
-  <w:style w:type="table" w:styleId="52">
+  <w:style w:type="table" w:styleId="757">
     <w:name w:val="Grid Table 5 Dark - Accent 5"/>
-    <w:basedOn w:val="665"/>
+    <w:basedOn w:val="903"/>
     <w:uiPriority w:val="99"/>
     <w:pPr>
       <w:pBdr/>
@@ -11906,9 +11804,9 @@
       </w:tcPr>
     </w:tblStylePr>
   </w:style>
-  <w:style w:type="table" w:styleId="53">
+  <w:style w:type="table" w:styleId="758">
     <w:name w:val="Grid Table 5 Dark - Accent 6"/>
-    <w:basedOn w:val="665"/>
+    <w:basedOn w:val="903"/>
     <w:uiPriority w:val="99"/>
     <w:pPr>
       <w:pBdr/>
@@ -12134,9 +12032,9 @@
       </w:tcPr>
     </w:tblStylePr>
   </w:style>
-  <w:style w:type="table" w:styleId="54">
+  <w:style w:type="table" w:styleId="759">
     <w:name w:val="Grid Table 6 Colorful"/>
-    <w:basedOn w:val="665"/>
+    <w:basedOn w:val="903"/>
     <w:uiPriority w:val="99"/>
     <w:pPr>
       <w:pBdr/>
@@ -12364,9 +12262,9 @@
       </w:tcPr>
     </w:tblStylePr>
   </w:style>
-  <w:style w:type="table" w:styleId="55">
+  <w:style w:type="table" w:styleId="760">
     <w:name w:val="Grid Table 6 Colorful - Accent 1"/>
-    <w:basedOn w:val="665"/>
+    <w:basedOn w:val="903"/>
     <w:uiPriority w:val="99"/>
     <w:pPr>
       <w:pBdr/>
@@ -12594,9 +12492,9 @@
       </w:tcPr>
     </w:tblStylePr>
   </w:style>
-  <w:style w:type="table" w:styleId="56">
+  <w:style w:type="table" w:styleId="761">
     <w:name w:val="Grid Table 6 Colorful - Accent 2"/>
-    <w:basedOn w:val="665"/>
+    <w:basedOn w:val="903"/>
     <w:uiPriority w:val="99"/>
     <w:pPr>
       <w:pBdr/>
@@ -12824,9 +12722,9 @@
       </w:tcPr>
     </w:tblStylePr>
   </w:style>
-  <w:style w:type="table" w:styleId="57">
+  <w:style w:type="table" w:styleId="762">
     <w:name w:val="Grid Table 6 Colorful - Accent 3"/>
-    <w:basedOn w:val="665"/>
+    <w:basedOn w:val="903"/>
     <w:uiPriority w:val="99"/>
     <w:pPr>
       <w:pBdr/>
@@ -13054,9 +12952,9 @@
       </w:tcPr>
     </w:tblStylePr>
   </w:style>
-  <w:style w:type="table" w:styleId="58">
+  <w:style w:type="table" w:styleId="763">
     <w:name w:val="Grid Table 6 Colorful - Accent 4"/>
-    <w:basedOn w:val="665"/>
+    <w:basedOn w:val="903"/>
     <w:uiPriority w:val="99"/>
     <w:pPr>
       <w:pBdr/>
@@ -13284,9 +13182,9 @@
       </w:tcPr>
     </w:tblStylePr>
   </w:style>
-  <w:style w:type="table" w:styleId="59">
+  <w:style w:type="table" w:styleId="764">
     <w:name w:val="Grid Table 6 Colorful - Accent 5"/>
-    <w:basedOn w:val="665"/>
+    <w:basedOn w:val="903"/>
     <w:uiPriority w:val="99"/>
     <w:pPr>
       <w:pBdr/>
@@ -13514,9 +13412,9 @@
       </w:tcPr>
     </w:tblStylePr>
   </w:style>
-  <w:style w:type="table" w:styleId="60">
+  <w:style w:type="table" w:styleId="765">
     <w:name w:val="Grid Table 6 Colorful - Accent 6"/>
-    <w:basedOn w:val="665"/>
+    <w:basedOn w:val="903"/>
     <w:uiPriority w:val="99"/>
     <w:pPr>
       <w:pBdr/>
@@ -13744,9 +13642,9 @@
       </w:tcPr>
     </w:tblStylePr>
   </w:style>
-  <w:style w:type="table" w:styleId="61">
+  <w:style w:type="table" w:styleId="766">
     <w:name w:val="Grid Table 7 Colorful"/>
-    <w:basedOn w:val="665"/>
+    <w:basedOn w:val="903"/>
     <w:uiPriority w:val="99"/>
     <w:pPr>
       <w:pBdr/>
@@ -13848,11 +13746,11 @@
         <w:tblBorders/>
       </w:tblPr>
       <w:tcPr>
-        <w:shd w:color="ffffff"/>
+        <w:shd w:val="clear" w:color="ffffff"/>
         <w:tcBorders>
-          <w:top w:val="none"/>
-          <w:left w:val="none"/>
-          <w:bottom w:val="none"/>
+          <w:top w:val="none" w:color="000000" w:sz="4" w:space="0"/>
+          <w:left w:val="none" w:color="000000" w:sz="4" w:space="0"/>
+          <w:bottom w:val="none" w:color="000000" w:sz="4" w:space="0"/>
           <w:right w:val="single" w:color="000000" w:themeColor="text1" w:themeTint="80" w:sz="4" w:space="0"/>
         </w:tcBorders>
       </w:tcPr>
@@ -13875,10 +13773,10 @@
       <w:tcPr>
         <w:shd w:val="clear" w:color="ffffff" w:themeColor="light1" w:fill="ffffff" w:themeFill="light1"/>
         <w:tcBorders>
-          <w:top w:val="none"/>
-          <w:left w:val="none"/>
+          <w:top w:val="none" w:color="000000" w:sz="4" w:space="0"/>
+          <w:left w:val="none" w:color="000000" w:sz="4" w:space="0"/>
           <w:bottom w:val="single" w:color="000000" w:themeColor="text1" w:themeTint="80" w:sz="4" w:space="0"/>
-          <w:right w:val="none"/>
+          <w:right w:val="none" w:color="000000" w:sz="4" w:space="0"/>
         </w:tcBorders>
       </w:tcPr>
     </w:tblStylePr>
@@ -13898,12 +13796,12 @@
         <w:tblBorders/>
       </w:tblPr>
       <w:tcPr>
-        <w:shd w:color="ffffff"/>
+        <w:shd w:val="clear" w:color="ffffff"/>
         <w:tcBorders>
-          <w:top w:val="none"/>
+          <w:top w:val="none" w:color="000000" w:sz="4" w:space="0"/>
           <w:left w:val="single" w:color="000000" w:themeColor="text1" w:themeTint="80" w:sz="4" w:space="0"/>
-          <w:bottom w:val="none"/>
-          <w:right w:val="none"/>
+          <w:bottom w:val="none" w:color="000000" w:sz="4" w:space="0"/>
+          <w:right w:val="none" w:color="000000" w:sz="4" w:space="0"/>
         </w:tcBorders>
       </w:tcPr>
     </w:tblStylePr>
@@ -13926,9 +13824,9 @@
         <w:shd w:val="clear" w:color="ffffff" w:themeColor="light1" w:fill="ffffff" w:themeFill="light1"/>
         <w:tcBorders>
           <w:top w:val="single" w:color="000000" w:themeColor="text1" w:themeTint="80" w:sz="4" w:space="0"/>
-          <w:left w:val="none"/>
-          <w:bottom w:val="none"/>
-          <w:right w:val="none"/>
+          <w:left w:val="none" w:color="000000" w:sz="4" w:space="0"/>
+          <w:bottom w:val="none" w:color="000000" w:sz="4" w:space="0"/>
+          <w:right w:val="none" w:color="000000" w:sz="4" w:space="0"/>
         </w:tcBorders>
       </w:tcPr>
     </w:tblStylePr>
@@ -13998,9 +13896,9 @@
       </w:tcPr>
     </w:tblStylePr>
   </w:style>
-  <w:style w:type="table" w:styleId="62">
+  <w:style w:type="table" w:styleId="767">
     <w:name w:val="Grid Table 7 Colorful - Accent 1"/>
-    <w:basedOn w:val="665"/>
+    <w:basedOn w:val="903"/>
     <w:uiPriority w:val="99"/>
     <w:pPr>
       <w:pBdr/>
@@ -14102,11 +14000,11 @@
         <w:tblBorders/>
       </w:tblPr>
       <w:tcPr>
-        <w:shd w:color="ffffff"/>
+        <w:shd w:val="clear" w:color="ffffff"/>
         <w:tcBorders>
-          <w:top w:val="none"/>
-          <w:left w:val="none"/>
-          <w:bottom w:val="none"/>
+          <w:top w:val="none" w:color="000000" w:sz="4" w:space="0"/>
+          <w:left w:val="none" w:color="000000" w:sz="4" w:space="0"/>
+          <w:bottom w:val="none" w:color="000000" w:sz="4" w:space="0"/>
           <w:right w:val="single" w:color="000000" w:themeColor="accent1" w:themeTint="80" w:sz="4" w:space="0"/>
         </w:tcBorders>
       </w:tcPr>
@@ -14129,10 +14027,10 @@
       <w:tcPr>
         <w:shd w:val="clear" w:color="ffffff" w:themeColor="light1" w:fill="ffffff" w:themeFill="light1"/>
         <w:tcBorders>
-          <w:top w:val="none"/>
-          <w:left w:val="none"/>
+          <w:top w:val="none" w:color="000000" w:sz="4" w:space="0"/>
+          <w:left w:val="none" w:color="000000" w:sz="4" w:space="0"/>
           <w:bottom w:val="single" w:color="000000" w:themeColor="accent1" w:themeTint="80" w:sz="4" w:space="0"/>
-          <w:right w:val="none"/>
+          <w:right w:val="none" w:color="000000" w:sz="4" w:space="0"/>
         </w:tcBorders>
       </w:tcPr>
     </w:tblStylePr>
@@ -14152,12 +14050,12 @@
         <w:tblBorders/>
       </w:tblPr>
       <w:tcPr>
-        <w:shd w:color="ffffff"/>
+        <w:shd w:val="clear" w:color="ffffff"/>
         <w:tcBorders>
-          <w:top w:val="none"/>
+          <w:top w:val="none" w:color="000000" w:sz="4" w:space="0"/>
           <w:left w:val="single" w:color="000000" w:themeColor="accent1" w:themeTint="80" w:sz="4" w:space="0"/>
-          <w:bottom w:val="none"/>
-          <w:right w:val="none"/>
+          <w:bottom w:val="none" w:color="000000" w:sz="4" w:space="0"/>
+          <w:right w:val="none" w:color="000000" w:sz="4" w:space="0"/>
         </w:tcBorders>
       </w:tcPr>
     </w:tblStylePr>
@@ -14180,9 +14078,9 @@
         <w:shd w:val="clear" w:color="ffffff" w:themeColor="light1" w:fill="ffffff" w:themeFill="light1"/>
         <w:tcBorders>
           <w:top w:val="single" w:color="000000" w:themeColor="accent1" w:themeTint="80" w:sz="4" w:space="0"/>
-          <w:left w:val="none"/>
-          <w:bottom w:val="none"/>
-          <w:right w:val="none"/>
+          <w:left w:val="none" w:color="000000" w:sz="4" w:space="0"/>
+          <w:bottom w:val="none" w:color="000000" w:sz="4" w:space="0"/>
+          <w:right w:val="none" w:color="000000" w:sz="4" w:space="0"/>
         </w:tcBorders>
       </w:tcPr>
     </w:tblStylePr>
@@ -14252,9 +14150,9 @@
       </w:tcPr>
     </w:tblStylePr>
   </w:style>
-  <w:style w:type="table" w:styleId="63">
+  <w:style w:type="table" w:styleId="768">
     <w:name w:val="Grid Table 7 Colorful - Accent 2"/>
-    <w:basedOn w:val="665"/>
+    <w:basedOn w:val="903"/>
     <w:uiPriority w:val="99"/>
     <w:pPr>
       <w:pBdr/>
@@ -14356,11 +14254,11 @@
         <w:tblBorders/>
       </w:tblPr>
       <w:tcPr>
-        <w:shd w:color="ffffff"/>
+        <w:shd w:val="clear" w:color="ffffff"/>
         <w:tcBorders>
-          <w:top w:val="none"/>
-          <w:left w:val="none"/>
-          <w:bottom w:val="none"/>
+          <w:top w:val="none" w:color="000000" w:sz="4" w:space="0"/>
+          <w:left w:val="none" w:color="000000" w:sz="4" w:space="0"/>
+          <w:bottom w:val="none" w:color="000000" w:sz="4" w:space="0"/>
           <w:right w:val="single" w:color="000000" w:themeColor="accent2" w:themeTint="97" w:sz="4" w:space="0"/>
         </w:tcBorders>
       </w:tcPr>
@@ -14383,10 +14281,10 @@
       <w:tcPr>
         <w:shd w:val="clear" w:color="ffffff" w:themeColor="light1" w:fill="ffffff" w:themeFill="light1"/>
         <w:tcBorders>
-          <w:top w:val="none"/>
-          <w:left w:val="none"/>
+          <w:top w:val="none" w:color="000000" w:sz="4" w:space="0"/>
+          <w:left w:val="none" w:color="000000" w:sz="4" w:space="0"/>
           <w:bottom w:val="single" w:color="000000" w:themeColor="accent2" w:themeTint="97" w:sz="4" w:space="0"/>
-          <w:right w:val="none"/>
+          <w:right w:val="none" w:color="000000" w:sz="4" w:space="0"/>
         </w:tcBorders>
       </w:tcPr>
     </w:tblStylePr>
@@ -14406,12 +14304,12 @@
         <w:tblBorders/>
       </w:tblPr>
       <w:tcPr>
-        <w:shd w:color="ffffff"/>
+        <w:shd w:val="clear" w:color="ffffff"/>
         <w:tcBorders>
-          <w:top w:val="none"/>
+          <w:top w:val="none" w:color="000000" w:sz="4" w:space="0"/>
           <w:left w:val="single" w:color="000000" w:themeColor="accent2" w:themeTint="97" w:sz="4" w:space="0"/>
-          <w:bottom w:val="none"/>
-          <w:right w:val="none"/>
+          <w:bottom w:val="none" w:color="000000" w:sz="4" w:space="0"/>
+          <w:right w:val="none" w:color="000000" w:sz="4" w:space="0"/>
         </w:tcBorders>
       </w:tcPr>
     </w:tblStylePr>
@@ -14434,9 +14332,9 @@
         <w:shd w:val="clear" w:color="ffffff" w:themeColor="light1" w:fill="ffffff" w:themeFill="light1"/>
         <w:tcBorders>
           <w:top w:val="single" w:color="000000" w:themeColor="accent2" w:themeTint="97" w:sz="4" w:space="0"/>
-          <w:left w:val="none"/>
-          <w:bottom w:val="none"/>
-          <w:right w:val="none"/>
+          <w:left w:val="none" w:color="000000" w:sz="4" w:space="0"/>
+          <w:bottom w:val="none" w:color="000000" w:sz="4" w:space="0"/>
+          <w:right w:val="none" w:color="000000" w:sz="4" w:space="0"/>
         </w:tcBorders>
       </w:tcPr>
     </w:tblStylePr>
@@ -14506,9 +14404,9 @@
       </w:tcPr>
     </w:tblStylePr>
   </w:style>
-  <w:style w:type="table" w:styleId="64">
+  <w:style w:type="table" w:styleId="769">
     <w:name w:val="Grid Table 7 Colorful - Accent 3"/>
-    <w:basedOn w:val="665"/>
+    <w:basedOn w:val="903"/>
     <w:uiPriority w:val="99"/>
     <w:pPr>
       <w:pBdr/>
@@ -14610,11 +14508,11 @@
         <w:tblBorders/>
       </w:tblPr>
       <w:tcPr>
-        <w:shd w:color="ffffff"/>
+        <w:shd w:val="clear" w:color="ffffff"/>
         <w:tcBorders>
-          <w:top w:val="none"/>
-          <w:left w:val="none"/>
-          <w:bottom w:val="none"/>
+          <w:top w:val="none" w:color="000000" w:sz="4" w:space="0"/>
+          <w:left w:val="none" w:color="000000" w:sz="4" w:space="0"/>
+          <w:bottom w:val="none" w:color="000000" w:sz="4" w:space="0"/>
           <w:right w:val="single" w:color="000000" w:themeColor="accent3" w:themeTint="FE" w:sz="4" w:space="0"/>
         </w:tcBorders>
       </w:tcPr>
@@ -14637,10 +14535,10 @@
       <w:tcPr>
         <w:shd w:val="clear" w:color="ffffff" w:themeColor="light1" w:fill="ffffff" w:themeFill="light1"/>
         <w:tcBorders>
-          <w:top w:val="none"/>
-          <w:left w:val="none"/>
+          <w:top w:val="none" w:color="000000" w:sz="4" w:space="0"/>
+          <w:left w:val="none" w:color="000000" w:sz="4" w:space="0"/>
           <w:bottom w:val="single" w:color="000000" w:themeColor="accent3" w:themeTint="FE" w:sz="4" w:space="0"/>
-          <w:right w:val="none"/>
+          <w:right w:val="none" w:color="000000" w:sz="4" w:space="0"/>
         </w:tcBorders>
       </w:tcPr>
     </w:tblStylePr>
@@ -14660,12 +14558,12 @@
         <w:tblBorders/>
       </w:tblPr>
       <w:tcPr>
-        <w:shd w:color="ffffff"/>
+        <w:shd w:val="clear" w:color="ffffff"/>
         <w:tcBorders>
-          <w:top w:val="none"/>
+          <w:top w:val="none" w:color="000000" w:sz="4" w:space="0"/>
           <w:left w:val="single" w:color="000000" w:themeColor="accent3" w:themeTint="FE" w:sz="4" w:space="0"/>
-          <w:bottom w:val="none"/>
-          <w:right w:val="none"/>
+          <w:bottom w:val="none" w:color="000000" w:sz="4" w:space="0"/>
+          <w:right w:val="none" w:color="000000" w:sz="4" w:space="0"/>
         </w:tcBorders>
       </w:tcPr>
     </w:tblStylePr>
@@ -14688,9 +14586,9 @@
         <w:shd w:val="clear" w:color="ffffff" w:themeColor="light1" w:fill="ffffff" w:themeFill="light1"/>
         <w:tcBorders>
           <w:top w:val="single" w:color="000000" w:themeColor="accent3" w:themeTint="FE" w:sz="4" w:space="0"/>
-          <w:left w:val="none"/>
-          <w:bottom w:val="none"/>
-          <w:right w:val="none"/>
+          <w:left w:val="none" w:color="000000" w:sz="4" w:space="0"/>
+          <w:bottom w:val="none" w:color="000000" w:sz="4" w:space="0"/>
+          <w:right w:val="none" w:color="000000" w:sz="4" w:space="0"/>
         </w:tcBorders>
       </w:tcPr>
     </w:tblStylePr>
@@ -14760,9 +14658,9 @@
       </w:tcPr>
     </w:tblStylePr>
   </w:style>
-  <w:style w:type="table" w:styleId="65">
+  <w:style w:type="table" w:styleId="770">
     <w:name w:val="Grid Table 7 Colorful - Accent 4"/>
-    <w:basedOn w:val="665"/>
+    <w:basedOn w:val="903"/>
     <w:uiPriority w:val="99"/>
     <w:pPr>
       <w:pBdr/>
@@ -14864,11 +14762,11 @@
         <w:tblBorders/>
       </w:tblPr>
       <w:tcPr>
-        <w:shd w:color="ffffff"/>
+        <w:shd w:val="clear" w:color="ffffff"/>
         <w:tcBorders>
-          <w:top w:val="none"/>
-          <w:left w:val="none"/>
-          <w:bottom w:val="none"/>
+          <w:top w:val="none" w:color="000000" w:sz="4" w:space="0"/>
+          <w:left w:val="none" w:color="000000" w:sz="4" w:space="0"/>
+          <w:bottom w:val="none" w:color="000000" w:sz="4" w:space="0"/>
           <w:right w:val="single" w:color="000000" w:themeColor="accent4" w:themeTint="9A" w:sz="4" w:space="0"/>
         </w:tcBorders>
       </w:tcPr>
@@ -14891,10 +14789,10 @@
       <w:tcPr>
         <w:shd w:val="clear" w:color="ffffff" w:themeColor="light1" w:fill="ffffff" w:themeFill="light1"/>
         <w:tcBorders>
-          <w:top w:val="none"/>
-          <w:left w:val="none"/>
+          <w:top w:val="none" w:color="000000" w:sz="4" w:space="0"/>
+          <w:left w:val="none" w:color="000000" w:sz="4" w:space="0"/>
           <w:bottom w:val="single" w:color="000000" w:themeColor="accent4" w:themeTint="9A" w:sz="4" w:space="0"/>
-          <w:right w:val="none"/>
+          <w:right w:val="none" w:color="000000" w:sz="4" w:space="0"/>
         </w:tcBorders>
       </w:tcPr>
     </w:tblStylePr>
@@ -14914,12 +14812,12 @@
         <w:tblBorders/>
       </w:tblPr>
       <w:tcPr>
-        <w:shd w:color="ffffff"/>
+        <w:shd w:val="clear" w:color="ffffff"/>
         <w:tcBorders>
-          <w:top w:val="none"/>
+          <w:top w:val="none" w:color="000000" w:sz="4" w:space="0"/>
           <w:left w:val="single" w:color="000000" w:themeColor="accent4" w:themeTint="9A" w:sz="4" w:space="0"/>
-          <w:bottom w:val="none"/>
-          <w:right w:val="none"/>
+          <w:bottom w:val="none" w:color="000000" w:sz="4" w:space="0"/>
+          <w:right w:val="none" w:color="000000" w:sz="4" w:space="0"/>
         </w:tcBorders>
       </w:tcPr>
     </w:tblStylePr>
@@ -14942,9 +14840,9 @@
         <w:shd w:val="clear" w:color="ffffff" w:themeColor="light1" w:fill="ffffff" w:themeFill="light1"/>
         <w:tcBorders>
           <w:top w:val="single" w:color="000000" w:themeColor="accent4" w:themeTint="9A" w:sz="4" w:space="0"/>
-          <w:left w:val="none"/>
-          <w:bottom w:val="none"/>
-          <w:right w:val="none"/>
+          <w:left w:val="none" w:color="000000" w:sz="4" w:space="0"/>
+          <w:bottom w:val="none" w:color="000000" w:sz="4" w:space="0"/>
+          <w:right w:val="none" w:color="000000" w:sz="4" w:space="0"/>
         </w:tcBorders>
       </w:tcPr>
     </w:tblStylePr>
@@ -15014,9 +14912,9 @@
       </w:tcPr>
     </w:tblStylePr>
   </w:style>
-  <w:style w:type="table" w:styleId="66">
+  <w:style w:type="table" w:styleId="771">
     <w:name w:val="Grid Table 7 Colorful - Accent 5"/>
-    <w:basedOn w:val="665"/>
+    <w:basedOn w:val="903"/>
     <w:uiPriority w:val="99"/>
     <w:pPr>
       <w:pBdr/>
@@ -15118,11 +15016,11 @@
         <w:tblBorders/>
       </w:tblPr>
       <w:tcPr>
-        <w:shd w:color="ffffff"/>
+        <w:shd w:val="clear" w:color="ffffff"/>
         <w:tcBorders>
-          <w:top w:val="none"/>
-          <w:left w:val="none"/>
-          <w:bottom w:val="none"/>
+          <w:top w:val="none" w:color="000000" w:sz="4" w:space="0"/>
+          <w:left w:val="none" w:color="000000" w:sz="4" w:space="0"/>
+          <w:bottom w:val="none" w:color="000000" w:sz="4" w:space="0"/>
           <w:right w:val="single" w:color="000000" w:themeColor="accent5" w:themeTint="90" w:sz="4" w:space="0"/>
         </w:tcBorders>
       </w:tcPr>
@@ -15145,10 +15043,10 @@
       <w:tcPr>
         <w:shd w:val="clear" w:color="ffffff" w:themeColor="light1" w:fill="ffffff" w:themeFill="light1"/>
         <w:tcBorders>
-          <w:top w:val="none"/>
-          <w:left w:val="none"/>
+          <w:top w:val="none" w:color="000000" w:sz="4" w:space="0"/>
+          <w:left w:val="none" w:color="000000" w:sz="4" w:space="0"/>
           <w:bottom w:val="single" w:color="000000" w:themeColor="accent5" w:themeTint="90" w:sz="4" w:space="0"/>
-          <w:right w:val="none"/>
+          <w:right w:val="none" w:color="000000" w:sz="4" w:space="0"/>
         </w:tcBorders>
       </w:tcPr>
     </w:tblStylePr>
@@ -15168,12 +15066,12 @@
         <w:tblBorders/>
       </w:tblPr>
       <w:tcPr>
-        <w:shd w:color="ffffff"/>
+        <w:shd w:val="clear" w:color="ffffff"/>
         <w:tcBorders>
-          <w:top w:val="none"/>
+          <w:top w:val="none" w:color="000000" w:sz="4" w:space="0"/>
           <w:left w:val="single" w:color="000000" w:themeColor="accent5" w:themeTint="90" w:sz="4" w:space="0"/>
-          <w:bottom w:val="none"/>
-          <w:right w:val="none"/>
+          <w:bottom w:val="none" w:color="000000" w:sz="4" w:space="0"/>
+          <w:right w:val="none" w:color="000000" w:sz="4" w:space="0"/>
         </w:tcBorders>
       </w:tcPr>
     </w:tblStylePr>
@@ -15196,9 +15094,9 @@
         <w:shd w:val="clear" w:color="ffffff" w:themeColor="light1" w:fill="ffffff" w:themeFill="light1"/>
         <w:tcBorders>
           <w:top w:val="single" w:color="000000" w:themeColor="accent5" w:themeTint="90" w:sz="4" w:space="0"/>
-          <w:left w:val="none"/>
-          <w:bottom w:val="none"/>
-          <w:right w:val="none"/>
+          <w:left w:val="none" w:color="000000" w:sz="4" w:space="0"/>
+          <w:bottom w:val="none" w:color="000000" w:sz="4" w:space="0"/>
+          <w:right w:val="none" w:color="000000" w:sz="4" w:space="0"/>
         </w:tcBorders>
       </w:tcPr>
     </w:tblStylePr>
@@ -15268,9 +15166,9 @@
       </w:tcPr>
     </w:tblStylePr>
   </w:style>
-  <w:style w:type="table" w:styleId="67">
+  <w:style w:type="table" w:styleId="772">
     <w:name w:val="Grid Table 7 Colorful - Accent 6"/>
-    <w:basedOn w:val="665"/>
+    <w:basedOn w:val="903"/>
     <w:uiPriority w:val="99"/>
     <w:pPr>
       <w:pBdr/>
@@ -15372,11 +15270,11 @@
         <w:tblBorders/>
       </w:tblPr>
       <w:tcPr>
-        <w:shd w:color="ffffff"/>
+        <w:shd w:val="clear" w:color="ffffff"/>
         <w:tcBorders>
-          <w:top w:val="none"/>
-          <w:left w:val="none"/>
-          <w:bottom w:val="none"/>
+          <w:top w:val="none" w:color="000000" w:sz="4" w:space="0"/>
+          <w:left w:val="none" w:color="000000" w:sz="4" w:space="0"/>
+          <w:bottom w:val="none" w:color="000000" w:sz="4" w:space="0"/>
           <w:right w:val="single" w:color="000000" w:themeColor="accent6" w:themeTint="90" w:sz="4" w:space="0"/>
         </w:tcBorders>
       </w:tcPr>
@@ -15399,10 +15297,10 @@
       <w:tcPr>
         <w:shd w:val="clear" w:color="ffffff" w:themeColor="light1" w:fill="ffffff" w:themeFill="light1"/>
         <w:tcBorders>
-          <w:top w:val="none"/>
-          <w:left w:val="none"/>
+          <w:top w:val="none" w:color="000000" w:sz="4" w:space="0"/>
+          <w:left w:val="none" w:color="000000" w:sz="4" w:space="0"/>
           <w:bottom w:val="single" w:color="000000" w:themeColor="accent6" w:themeTint="90" w:sz="4" w:space="0"/>
-          <w:right w:val="none"/>
+          <w:right w:val="none" w:color="000000" w:sz="4" w:space="0"/>
         </w:tcBorders>
       </w:tcPr>
     </w:tblStylePr>
@@ -15422,12 +15320,12 @@
         <w:tblBorders/>
       </w:tblPr>
       <w:tcPr>
-        <w:shd w:color="ffffff"/>
+        <w:shd w:val="clear" w:color="ffffff"/>
         <w:tcBorders>
-          <w:top w:val="none"/>
+          <w:top w:val="none" w:color="000000" w:sz="4" w:space="0"/>
           <w:left w:val="single" w:color="000000" w:themeColor="accent6" w:themeTint="90" w:sz="4" w:space="0"/>
-          <w:bottom w:val="none"/>
-          <w:right w:val="none"/>
+          <w:bottom w:val="none" w:color="000000" w:sz="4" w:space="0"/>
+          <w:right w:val="none" w:color="000000" w:sz="4" w:space="0"/>
         </w:tcBorders>
       </w:tcPr>
     </w:tblStylePr>
@@ -15450,9 +15348,9 @@
         <w:shd w:val="clear" w:color="ffffff" w:themeColor="light1" w:fill="ffffff" w:themeFill="light1"/>
         <w:tcBorders>
           <w:top w:val="single" w:color="000000" w:themeColor="accent6" w:themeTint="90" w:sz="4" w:space="0"/>
-          <w:left w:val="none"/>
-          <w:bottom w:val="none"/>
-          <w:right w:val="none"/>
+          <w:left w:val="none" w:color="000000" w:sz="4" w:space="0"/>
+          <w:bottom w:val="none" w:color="000000" w:sz="4" w:space="0"/>
+          <w:right w:val="none" w:color="000000" w:sz="4" w:space="0"/>
         </w:tcBorders>
       </w:tcPr>
     </w:tblStylePr>
@@ -15522,9 +15420,9 @@
       </w:tcPr>
     </w:tblStylePr>
   </w:style>
-  <w:style w:type="table" w:styleId="68">
+  <w:style w:type="table" w:styleId="773">
     <w:name w:val="List Table 1 Light"/>
-    <w:basedOn w:val="665"/>
+    <w:basedOn w:val="903"/>
     <w:uiPriority w:val="99"/>
     <w:pPr>
       <w:pBdr/>
@@ -15738,9 +15636,9 @@
       </w:tcPr>
     </w:tblStylePr>
   </w:style>
-  <w:style w:type="table" w:styleId="69">
+  <w:style w:type="table" w:styleId="774">
     <w:name w:val="List Table 1 Light - Accent 1"/>
-    <w:basedOn w:val="665"/>
+    <w:basedOn w:val="903"/>
     <w:uiPriority w:val="99"/>
     <w:pPr>
       <w:pBdr/>
@@ -15954,9 +15852,9 @@
       </w:tcPr>
     </w:tblStylePr>
   </w:style>
-  <w:style w:type="table" w:styleId="70">
+  <w:style w:type="table" w:styleId="775">
     <w:name w:val="List Table 1 Light - Accent 2"/>
-    <w:basedOn w:val="665"/>
+    <w:basedOn w:val="903"/>
     <w:uiPriority w:val="99"/>
     <w:pPr>
       <w:pBdr/>
@@ -16170,9 +16068,9 @@
       </w:tcPr>
     </w:tblStylePr>
   </w:style>
-  <w:style w:type="table" w:styleId="71">
+  <w:style w:type="table" w:styleId="776">
     <w:name w:val="List Table 1 Light - Accent 3"/>
-    <w:basedOn w:val="665"/>
+    <w:basedOn w:val="903"/>
     <w:uiPriority w:val="99"/>
     <w:pPr>
       <w:pBdr/>
@@ -16386,9 +16284,9 @@
       </w:tcPr>
     </w:tblStylePr>
   </w:style>
-  <w:style w:type="table" w:styleId="72">
+  <w:style w:type="table" w:styleId="777">
     <w:name w:val="List Table 1 Light - Accent 4"/>
-    <w:basedOn w:val="665"/>
+    <w:basedOn w:val="903"/>
     <w:uiPriority w:val="99"/>
     <w:pPr>
       <w:pBdr/>
@@ -16602,9 +16500,9 @@
       </w:tcPr>
     </w:tblStylePr>
   </w:style>
-  <w:style w:type="table" w:styleId="73">
+  <w:style w:type="table" w:styleId="778">
     <w:name w:val="List Table 1 Light - Accent 5"/>
-    <w:basedOn w:val="665"/>
+    <w:basedOn w:val="903"/>
     <w:uiPriority w:val="99"/>
     <w:pPr>
       <w:pBdr/>
@@ -16818,9 +16716,9 @@
       </w:tcPr>
     </w:tblStylePr>
   </w:style>
-  <w:style w:type="table" w:styleId="74">
+  <w:style w:type="table" w:styleId="779">
     <w:name w:val="List Table 1 Light - Accent 6"/>
-    <w:basedOn w:val="665"/>
+    <w:basedOn w:val="903"/>
     <w:uiPriority w:val="99"/>
     <w:pPr>
       <w:pBdr/>
@@ -17034,9 +16932,9 @@
       </w:tcPr>
     </w:tblStylePr>
   </w:style>
-  <w:style w:type="table" w:styleId="75">
+  <w:style w:type="table" w:styleId="780">
     <w:name w:val="List Table 2"/>
-    <w:basedOn w:val="665"/>
+    <w:basedOn w:val="903"/>
     <w:uiPriority w:val="99"/>
     <w:pPr>
       <w:pBdr/>
@@ -17272,9 +17170,9 @@
       </w:tcPr>
     </w:tblStylePr>
   </w:style>
-  <w:style w:type="table" w:styleId="76">
+  <w:style w:type="table" w:styleId="781">
     <w:name w:val="List Table 2 - Accent 1"/>
-    <w:basedOn w:val="665"/>
+    <w:basedOn w:val="903"/>
     <w:uiPriority w:val="99"/>
     <w:pPr>
       <w:pBdr/>
@@ -17510,9 +17408,9 @@
       </w:tcPr>
     </w:tblStylePr>
   </w:style>
-  <w:style w:type="table" w:styleId="77">
+  <w:style w:type="table" w:styleId="782">
     <w:name w:val="List Table 2 - Accent 2"/>
-    <w:basedOn w:val="665"/>
+    <w:basedOn w:val="903"/>
     <w:uiPriority w:val="99"/>
     <w:pPr>
       <w:pBdr/>
@@ -17748,9 +17646,9 @@
       </w:tcPr>
     </w:tblStylePr>
   </w:style>
-  <w:style w:type="table" w:styleId="78">
+  <w:style w:type="table" w:styleId="783">
     <w:name w:val="List Table 2 - Accent 3"/>
-    <w:basedOn w:val="665"/>
+    <w:basedOn w:val="903"/>
     <w:uiPriority w:val="99"/>
     <w:pPr>
       <w:pBdr/>
@@ -17986,9 +17884,9 @@
       </w:tcPr>
     </w:tblStylePr>
   </w:style>
-  <w:style w:type="table" w:styleId="79">
+  <w:style w:type="table" w:styleId="784">
     <w:name w:val="List Table 2 - Accent 4"/>
-    <w:basedOn w:val="665"/>
+    <w:basedOn w:val="903"/>
     <w:uiPriority w:val="99"/>
     <w:pPr>
       <w:pBdr/>
@@ -18224,9 +18122,9 @@
       </w:tcPr>
     </w:tblStylePr>
   </w:style>
-  <w:style w:type="table" w:styleId="80">
+  <w:style w:type="table" w:styleId="785">
     <w:name w:val="List Table 2 - Accent 5"/>
-    <w:basedOn w:val="665"/>
+    <w:basedOn w:val="903"/>
     <w:uiPriority w:val="99"/>
     <w:pPr>
       <w:pBdr/>
@@ -18462,9 +18360,9 @@
       </w:tcPr>
     </w:tblStylePr>
   </w:style>
-  <w:style w:type="table" w:styleId="81">
+  <w:style w:type="table" w:styleId="786">
     <w:name w:val="List Table 2 - Accent 6"/>
-    <w:basedOn w:val="665"/>
+    <w:basedOn w:val="903"/>
     <w:uiPriority w:val="99"/>
     <w:pPr>
       <w:pBdr/>
@@ -18700,9 +18598,9 @@
       </w:tcPr>
     </w:tblStylePr>
   </w:style>
-  <w:style w:type="table" w:styleId="82">
+  <w:style w:type="table" w:styleId="787">
     <w:name w:val="List Table 3"/>
-    <w:basedOn w:val="665"/>
+    <w:basedOn w:val="903"/>
     <w:uiPriority w:val="99"/>
     <w:pPr>
       <w:pBdr/>
@@ -18928,9 +18826,9 @@
       </w:tcPr>
     </w:tblStylePr>
   </w:style>
-  <w:style w:type="table" w:styleId="83">
+  <w:style w:type="table" w:styleId="788">
     <w:name w:val="List Table 3 - Accent 1"/>
-    <w:basedOn w:val="665"/>
+    <w:basedOn w:val="903"/>
     <w:uiPriority w:val="99"/>
     <w:pPr>
       <w:pBdr/>
@@ -19156,9 +19054,9 @@
       </w:tcPr>
     </w:tblStylePr>
   </w:style>
-  <w:style w:type="table" w:styleId="84">
+  <w:style w:type="table" w:styleId="789">
     <w:name w:val="List Table 3 - Accent 2"/>
-    <w:basedOn w:val="665"/>
+    <w:basedOn w:val="903"/>
     <w:uiPriority w:val="99"/>
     <w:pPr>
       <w:pBdr/>
@@ -19384,9 +19282,9 @@
       </w:tcPr>
     </w:tblStylePr>
   </w:style>
-  <w:style w:type="table" w:styleId="85">
+  <w:style w:type="table" w:styleId="790">
     <w:name w:val="List Table 3 - Accent 3"/>
-    <w:basedOn w:val="665"/>
+    <w:basedOn w:val="903"/>
     <w:uiPriority w:val="99"/>
     <w:pPr>
       <w:pBdr/>
@@ -19612,9 +19510,9 @@
       </w:tcPr>
     </w:tblStylePr>
   </w:style>
-  <w:style w:type="table" w:styleId="86">
+  <w:style w:type="table" w:styleId="791">
     <w:name w:val="List Table 3 - Accent 4"/>
-    <w:basedOn w:val="665"/>
+    <w:basedOn w:val="903"/>
     <w:uiPriority w:val="99"/>
     <w:pPr>
       <w:pBdr/>
@@ -19840,9 +19738,9 @@
       </w:tcPr>
     </w:tblStylePr>
   </w:style>
-  <w:style w:type="table" w:styleId="87">
+  <w:style w:type="table" w:styleId="792">
     <w:name w:val="List Table 3 - Accent 5"/>
-    <w:basedOn w:val="665"/>
+    <w:basedOn w:val="903"/>
     <w:uiPriority w:val="99"/>
     <w:pPr>
       <w:pBdr/>
@@ -20068,9 +19966,9 @@
       </w:tcPr>
     </w:tblStylePr>
   </w:style>
-  <w:style w:type="table" w:styleId="88">
+  <w:style w:type="table" w:styleId="793">
     <w:name w:val="List Table 3 - Accent 6"/>
-    <w:basedOn w:val="665"/>
+    <w:basedOn w:val="903"/>
     <w:uiPriority w:val="99"/>
     <w:pPr>
       <w:pBdr/>
@@ -20296,9 +20194,9 @@
       </w:tcPr>
     </w:tblStylePr>
   </w:style>
-  <w:style w:type="table" w:styleId="89">
+  <w:style w:type="table" w:styleId="794">
     <w:name w:val="List Table 4"/>
-    <w:basedOn w:val="665"/>
+    <w:basedOn w:val="903"/>
     <w:uiPriority w:val="99"/>
     <w:pPr>
       <w:pBdr/>
@@ -20521,9 +20419,9 @@
       </w:tcPr>
     </w:tblStylePr>
   </w:style>
-  <w:style w:type="table" w:styleId="90">
+  <w:style w:type="table" w:styleId="795">
     <w:name w:val="List Table 4 - Accent 1"/>
-    <w:basedOn w:val="665"/>
+    <w:basedOn w:val="903"/>
     <w:uiPriority w:val="99"/>
     <w:pPr>
       <w:pBdr/>
@@ -20746,9 +20644,9 @@
       </w:tcPr>
     </w:tblStylePr>
   </w:style>
-  <w:style w:type="table" w:styleId="91">
+  <w:style w:type="table" w:styleId="796">
     <w:name w:val="List Table 4 - Accent 2"/>
-    <w:basedOn w:val="665"/>
+    <w:basedOn w:val="903"/>
     <w:uiPriority w:val="99"/>
     <w:pPr>
       <w:pBdr/>
@@ -20971,9 +20869,9 @@
       </w:tcPr>
     </w:tblStylePr>
   </w:style>
-  <w:style w:type="table" w:styleId="92">
+  <w:style w:type="table" w:styleId="797">
     <w:name w:val="List Table 4 - Accent 3"/>
-    <w:basedOn w:val="665"/>
+    <w:basedOn w:val="903"/>
     <w:uiPriority w:val="99"/>
     <w:pPr>
       <w:pBdr/>
@@ -21196,9 +21094,9 @@
       </w:tcPr>
     </w:tblStylePr>
   </w:style>
-  <w:style w:type="table" w:styleId="93">
+  <w:style w:type="table" w:styleId="798">
     <w:name w:val="List Table 4 - Accent 4"/>
-    <w:basedOn w:val="665"/>
+    <w:basedOn w:val="903"/>
     <w:uiPriority w:val="99"/>
     <w:pPr>
       <w:pBdr/>
@@ -21421,9 +21319,9 @@
       </w:tcPr>
     </w:tblStylePr>
   </w:style>
-  <w:style w:type="table" w:styleId="94">
+  <w:style w:type="table" w:styleId="799">
     <w:name w:val="List Table 4 - Accent 5"/>
-    <w:basedOn w:val="665"/>
+    <w:basedOn w:val="903"/>
     <w:uiPriority w:val="99"/>
     <w:pPr>
       <w:pBdr/>
@@ -21646,9 +21544,9 @@
       </w:tcPr>
     </w:tblStylePr>
   </w:style>
-  <w:style w:type="table" w:styleId="95">
+  <w:style w:type="table" w:styleId="800">
     <w:name w:val="List Table 4 - Accent 6"/>
-    <w:basedOn w:val="665"/>
+    <w:basedOn w:val="903"/>
     <w:uiPriority w:val="99"/>
     <w:pPr>
       <w:pBdr/>
@@ -21871,9 +21769,9 @@
       </w:tcPr>
     </w:tblStylePr>
   </w:style>
-  <w:style w:type="table" w:styleId="96">
+  <w:style w:type="table" w:styleId="801">
     <w:name w:val="List Table 5 Dark"/>
-    <w:basedOn w:val="665"/>
+    <w:basedOn w:val="903"/>
     <w:uiPriority w:val="99"/>
     <w:pPr>
       <w:pBdr/>
@@ -22113,9 +22011,9 @@
       </w:tcPr>
     </w:tblStylePr>
   </w:style>
-  <w:style w:type="table" w:styleId="97">
+  <w:style w:type="table" w:styleId="802">
     <w:name w:val="List Table 5 Dark - Accent 1"/>
-    <w:basedOn w:val="665"/>
+    <w:basedOn w:val="903"/>
     <w:uiPriority w:val="99"/>
     <w:pPr>
       <w:pBdr/>
@@ -22355,9 +22253,9 @@
       </w:tcPr>
     </w:tblStylePr>
   </w:style>
-  <w:style w:type="table" w:styleId="98">
+  <w:style w:type="table" w:styleId="803">
     <w:name w:val="List Table 5 Dark - Accent 2"/>
-    <w:basedOn w:val="665"/>
+    <w:basedOn w:val="903"/>
     <w:uiPriority w:val="99"/>
     <w:pPr>
       <w:pBdr/>
@@ -22597,9 +22495,9 @@
       </w:tcPr>
     </w:tblStylePr>
   </w:style>
-  <w:style w:type="table" w:styleId="99">
+  <w:style w:type="table" w:styleId="804">
     <w:name w:val="List Table 5 Dark - Accent 3"/>
-    <w:basedOn w:val="665"/>
+    <w:basedOn w:val="903"/>
     <w:uiPriority w:val="99"/>
     <w:pPr>
       <w:pBdr/>
@@ -22839,9 +22737,9 @@
       </w:tcPr>
     </w:tblStylePr>
   </w:style>
-  <w:style w:type="table" w:styleId="100">
+  <w:style w:type="table" w:styleId="805">
     <w:name w:val="List Table 5 Dark - Accent 4"/>
-    <w:basedOn w:val="665"/>
+    <w:basedOn w:val="903"/>
     <w:uiPriority w:val="99"/>
     <w:pPr>
       <w:pBdr/>
@@ -23081,9 +22979,9 @@
       </w:tcPr>
     </w:tblStylePr>
   </w:style>
-  <w:style w:type="table" w:styleId="101">
+  <w:style w:type="table" w:styleId="806">
     <w:name w:val="List Table 5 Dark - Accent 5"/>
-    <w:basedOn w:val="665"/>
+    <w:basedOn w:val="903"/>
     <w:uiPriority w:val="99"/>
     <w:pPr>
       <w:pBdr/>
@@ -23323,9 +23221,9 @@
       </w:tcPr>
     </w:tblStylePr>
   </w:style>
-  <w:style w:type="table" w:styleId="102">
+  <w:style w:type="table" w:styleId="807">
     <w:name w:val="List Table 5 Dark - Accent 6"/>
-    <w:basedOn w:val="665"/>
+    <w:basedOn w:val="903"/>
     <w:uiPriority w:val="99"/>
     <w:pPr>
       <w:pBdr/>
@@ -23565,9 +23463,9 @@
       </w:tcPr>
     </w:tblStylePr>
   </w:style>
-  <w:style w:type="table" w:styleId="103">
+  <w:style w:type="table" w:styleId="808">
     <w:name w:val="List Table 6 Colorful"/>
-    <w:basedOn w:val="665"/>
+    <w:basedOn w:val="903"/>
     <w:uiPriority w:val="99"/>
     <w:pPr>
       <w:pBdr/>
@@ -23788,9 +23686,9 @@
       </w:tcPr>
     </w:tblStylePr>
   </w:style>
-  <w:style w:type="table" w:styleId="104">
+  <w:style w:type="table" w:styleId="809">
     <w:name w:val="List Table 6 Colorful - Accent 1"/>
-    <w:basedOn w:val="665"/>
+    <w:basedOn w:val="903"/>
     <w:uiPriority w:val="99"/>
     <w:pPr>
       <w:pBdr/>
@@ -24011,9 +23909,9 @@
       </w:tcPr>
     </w:tblStylePr>
   </w:style>
-  <w:style w:type="table" w:styleId="105">
+  <w:style w:type="table" w:styleId="810">
     <w:name w:val="List Table 6 Colorful - Accent 2"/>
-    <w:basedOn w:val="665"/>
+    <w:basedOn w:val="903"/>
     <w:uiPriority w:val="99"/>
     <w:pPr>
       <w:pBdr/>
@@ -24234,9 +24132,9 @@
       </w:tcPr>
     </w:tblStylePr>
   </w:style>
-  <w:style w:type="table" w:styleId="106">
+  <w:style w:type="table" w:styleId="811">
     <w:name w:val="List Table 6 Colorful - Accent 3"/>
-    <w:basedOn w:val="665"/>
+    <w:basedOn w:val="903"/>
     <w:uiPriority w:val="99"/>
     <w:pPr>
       <w:pBdr/>
@@ -24457,9 +24355,9 @@
       </w:tcPr>
     </w:tblStylePr>
   </w:style>
-  <w:style w:type="table" w:styleId="107">
+  <w:style w:type="table" w:styleId="812">
     <w:name w:val="List Table 6 Colorful - Accent 4"/>
-    <w:basedOn w:val="665"/>
+    <w:basedOn w:val="903"/>
     <w:uiPriority w:val="99"/>
     <w:pPr>
       <w:pBdr/>
@@ -24680,9 +24578,9 @@
       </w:tcPr>
     </w:tblStylePr>
   </w:style>
-  <w:style w:type="table" w:styleId="108">
+  <w:style w:type="table" w:styleId="813">
     <w:name w:val="List Table 6 Colorful - Accent 5"/>
-    <w:basedOn w:val="665"/>
+    <w:basedOn w:val="903"/>
     <w:uiPriority w:val="99"/>
     <w:pPr>
       <w:pBdr/>
@@ -24903,9 +24801,9 @@
       </w:tcPr>
     </w:tblStylePr>
   </w:style>
-  <w:style w:type="table" w:styleId="109">
+  <w:style w:type="table" w:styleId="814">
     <w:name w:val="List Table 6 Colorful - Accent 6"/>
-    <w:basedOn w:val="665"/>
+    <w:basedOn w:val="903"/>
     <w:uiPriority w:val="99"/>
     <w:pPr>
       <w:pBdr/>
@@ -25126,9 +25024,9 @@
       </w:tcPr>
     </w:tblStylePr>
   </w:style>
-  <w:style w:type="table" w:styleId="110">
+  <w:style w:type="table" w:styleId="815">
     <w:name w:val="List Table 7 Colorful"/>
-    <w:basedOn w:val="665"/>
+    <w:basedOn w:val="903"/>
     <w:uiPriority w:val="99"/>
     <w:pPr>
       <w:pBdr/>
@@ -25227,11 +25125,11 @@
         <w:tblBorders/>
       </w:tblPr>
       <w:tcPr>
-        <w:shd w:color="ffffff"/>
+        <w:shd w:val="clear" w:color="ffffff"/>
         <w:tcBorders>
-          <w:top w:val="none"/>
-          <w:left w:val="none"/>
-          <w:bottom w:val="none"/>
+          <w:top w:val="none" w:color="000000" w:sz="4" w:space="0"/>
+          <w:left w:val="none" w:color="000000" w:sz="4" w:space="0"/>
+          <w:bottom w:val="none" w:color="000000" w:sz="4" w:space="0"/>
           <w:right w:val="single" w:color="000000" w:themeColor="text1" w:themeTint="80" w:sz="4" w:space="0"/>
         </w:tcBorders>
       </w:tcPr>
@@ -25254,10 +25152,10 @@
       <w:tcPr>
         <w:shd w:val="clear" w:color="ffffff" w:themeColor="light1" w:fill="ffffff" w:themeFill="light1"/>
         <w:tcBorders>
-          <w:top w:val="none"/>
-          <w:left w:val="none"/>
+          <w:top w:val="none" w:color="000000" w:sz="4" w:space="0"/>
+          <w:left w:val="none" w:color="000000" w:sz="4" w:space="0"/>
           <w:bottom w:val="single" w:color="000000" w:themeColor="text1" w:themeTint="80" w:sz="4" w:space="0"/>
-          <w:right w:val="none"/>
+          <w:right w:val="none" w:color="000000" w:sz="4" w:space="0"/>
         </w:tcBorders>
       </w:tcPr>
     </w:tblStylePr>
@@ -25277,12 +25175,12 @@
         <w:tblBorders/>
       </w:tblPr>
       <w:tcPr>
-        <w:shd w:color="ffffff"/>
+        <w:shd w:val="clear" w:color="ffffff"/>
         <w:tcBorders>
-          <w:top w:val="none"/>
+          <w:top w:val="none" w:color="000000" w:sz="4" w:space="0"/>
           <w:left w:val="single" w:color="000000" w:themeColor="text1" w:themeTint="80" w:sz="4" w:space="0"/>
-          <w:bottom w:val="none"/>
-          <w:right w:val="none"/>
+          <w:bottom w:val="none" w:color="000000" w:sz="4" w:space="0"/>
+          <w:right w:val="none" w:color="000000" w:sz="4" w:space="0"/>
         </w:tcBorders>
       </w:tcPr>
     </w:tblStylePr>
@@ -25305,9 +25203,9 @@
         <w:shd w:val="clear" w:color="ffffff" w:themeColor="light1" w:fill="ffffff" w:themeFill="light1"/>
         <w:tcBorders>
           <w:top w:val="single" w:color="000000" w:themeColor="text1" w:themeTint="80" w:sz="4" w:space="0"/>
-          <w:left w:val="none"/>
-          <w:bottom w:val="none"/>
-          <w:right w:val="none"/>
+          <w:left w:val="none" w:color="000000" w:sz="4" w:space="0"/>
+          <w:bottom w:val="none" w:color="000000" w:sz="4" w:space="0"/>
+          <w:right w:val="none" w:color="000000" w:sz="4" w:space="0"/>
         </w:tcBorders>
       </w:tcPr>
     </w:tblStylePr>
@@ -25382,9 +25280,9 @@
       </w:tcPr>
     </w:tblStylePr>
   </w:style>
-  <w:style w:type="table" w:styleId="111">
+  <w:style w:type="table" w:styleId="816">
     <w:name w:val="List Table 7 Colorful - Accent 1"/>
-    <w:basedOn w:val="665"/>
+    <w:basedOn w:val="903"/>
     <w:uiPriority w:val="99"/>
     <w:pPr>
       <w:pBdr/>
@@ -25483,11 +25381,11 @@
         <w:tblBorders/>
       </w:tblPr>
       <w:tcPr>
-        <w:shd w:color="ffffff"/>
+        <w:shd w:val="clear" w:color="ffffff"/>
         <w:tcBorders>
-          <w:top w:val="none"/>
-          <w:left w:val="none"/>
-          <w:bottom w:val="none"/>
+          <w:top w:val="none" w:color="000000" w:sz="4" w:space="0"/>
+          <w:left w:val="none" w:color="000000" w:sz="4" w:space="0"/>
+          <w:bottom w:val="none" w:color="000000" w:sz="4" w:space="0"/>
           <w:right w:val="single" w:color="000000" w:themeColor="accent1" w:sz="4" w:space="0"/>
         </w:tcBorders>
       </w:tcPr>
@@ -25510,10 +25408,10 @@
       <w:tcPr>
         <w:shd w:val="clear" w:color="ffffff" w:themeColor="light1" w:fill="ffffff" w:themeFill="light1"/>
         <w:tcBorders>
-          <w:top w:val="none"/>
-          <w:left w:val="none"/>
+          <w:top w:val="none" w:color="000000" w:sz="4" w:space="0"/>
+          <w:left w:val="none" w:color="000000" w:sz="4" w:space="0"/>
           <w:bottom w:val="single" w:color="000000" w:themeColor="accent1" w:sz="4" w:space="0"/>
-          <w:right w:val="none"/>
+          <w:right w:val="none" w:color="000000" w:sz="4" w:space="0"/>
         </w:tcBorders>
       </w:tcPr>
     </w:tblStylePr>
@@ -25533,12 +25431,12 @@
         <w:tblBorders/>
       </w:tblPr>
       <w:tcPr>
-        <w:shd w:color="ffffff"/>
+        <w:shd w:val="clear" w:color="ffffff"/>
         <w:tcBorders>
-          <w:top w:val="none"/>
+          <w:top w:val="none" w:color="000000" w:sz="4" w:space="0"/>
           <w:left w:val="single" w:color="000000" w:themeColor="accent1" w:sz="4" w:space="0"/>
-          <w:bottom w:val="none"/>
-          <w:right w:val="none"/>
+          <w:bottom w:val="none" w:color="000000" w:sz="4" w:space="0"/>
+          <w:right w:val="none" w:color="000000" w:sz="4" w:space="0"/>
         </w:tcBorders>
       </w:tcPr>
     </w:tblStylePr>
@@ -25561,9 +25459,9 @@
         <w:shd w:val="clear" w:color="ffffff" w:themeColor="light1" w:fill="ffffff" w:themeFill="light1"/>
         <w:tcBorders>
           <w:top w:val="single" w:color="000000" w:themeColor="accent1" w:sz="4" w:space="0"/>
-          <w:left w:val="none"/>
-          <w:bottom w:val="none"/>
-          <w:right w:val="none"/>
+          <w:left w:val="none" w:color="000000" w:sz="4" w:space="0"/>
+          <w:bottom w:val="none" w:color="000000" w:sz="4" w:space="0"/>
+          <w:right w:val="none" w:color="000000" w:sz="4" w:space="0"/>
         </w:tcBorders>
       </w:tcPr>
     </w:tblStylePr>
@@ -25638,9 +25536,9 @@
       </w:tcPr>
     </w:tblStylePr>
   </w:style>
-  <w:style w:type="table" w:styleId="112">
+  <w:style w:type="table" w:styleId="817">
     <w:name w:val="List Table 7 Colorful - Accent 2"/>
-    <w:basedOn w:val="665"/>
+    <w:basedOn w:val="903"/>
     <w:uiPriority w:val="99"/>
     <w:pPr>
       <w:pBdr/>
@@ -25739,11 +25637,11 @@
         <w:tblBorders/>
       </w:tblPr>
       <w:tcPr>
-        <w:shd w:color="ffffff"/>
+        <w:shd w:val="clear" w:color="ffffff"/>
         <w:tcBorders>
-          <w:top w:val="none"/>
-          <w:left w:val="none"/>
-          <w:bottom w:val="none"/>
+          <w:top w:val="none" w:color="000000" w:sz="4" w:space="0"/>
+          <w:left w:val="none" w:color="000000" w:sz="4" w:space="0"/>
+          <w:bottom w:val="none" w:color="000000" w:sz="4" w:space="0"/>
           <w:right w:val="single" w:color="000000" w:themeColor="accent2" w:themeTint="97" w:sz="4" w:space="0"/>
         </w:tcBorders>
       </w:tcPr>
@@ -25766,10 +25664,10 @@
       <w:tcPr>
         <w:shd w:val="clear" w:color="ffffff" w:themeColor="light1" w:fill="ffffff" w:themeFill="light1"/>
         <w:tcBorders>
-          <w:top w:val="none"/>
-          <w:left w:val="none"/>
+          <w:top w:val="none" w:color="000000" w:sz="4" w:space="0"/>
+          <w:left w:val="none" w:color="000000" w:sz="4" w:space="0"/>
           <w:bottom w:val="single" w:color="000000" w:themeColor="accent2" w:themeTint="97" w:sz="4" w:space="0"/>
-          <w:right w:val="none"/>
+          <w:right w:val="none" w:color="000000" w:sz="4" w:space="0"/>
         </w:tcBorders>
       </w:tcPr>
     </w:tblStylePr>
@@ -25789,12 +25687,12 @@
         <w:tblBorders/>
       </w:tblPr>
       <w:tcPr>
-        <w:shd w:color="ffffff"/>
+        <w:shd w:val="clear" w:color="ffffff"/>
         <w:tcBorders>
-          <w:top w:val="none"/>
+          <w:top w:val="none" w:color="000000" w:sz="4" w:space="0"/>
           <w:left w:val="single" w:color="000000" w:themeColor="accent2" w:themeTint="97" w:sz="4" w:space="0"/>
-          <w:bottom w:val="none"/>
-          <w:right w:val="none"/>
+          <w:bottom w:val="none" w:color="000000" w:sz="4" w:space="0"/>
+          <w:right w:val="none" w:color="000000" w:sz="4" w:space="0"/>
         </w:tcBorders>
       </w:tcPr>
     </w:tblStylePr>
@@ -25817,9 +25715,9 @@
         <w:shd w:val="clear" w:color="ffffff" w:themeColor="light1" w:fill="ffffff" w:themeFill="light1"/>
         <w:tcBorders>
           <w:top w:val="single" w:color="000000" w:themeColor="accent2" w:themeTint="97" w:sz="4" w:space="0"/>
-          <w:left w:val="none"/>
-          <w:bottom w:val="none"/>
-          <w:right w:val="none"/>
+          <w:left w:val="none" w:color="000000" w:sz="4" w:space="0"/>
+          <w:bottom w:val="none" w:color="000000" w:sz="4" w:space="0"/>
+          <w:right w:val="none" w:color="000000" w:sz="4" w:space="0"/>
         </w:tcBorders>
       </w:tcPr>
     </w:tblStylePr>
@@ -25894,9 +25792,9 @@
       </w:tcPr>
     </w:tblStylePr>
   </w:style>
-  <w:style w:type="table" w:styleId="113">
+  <w:style w:type="table" w:styleId="818">
     <w:name w:val="List Table 7 Colorful - Accent 3"/>
-    <w:basedOn w:val="665"/>
+    <w:basedOn w:val="903"/>
     <w:uiPriority w:val="99"/>
     <w:pPr>
       <w:pBdr/>
@@ -25995,11 +25893,11 @@
         <w:tblBorders/>
       </w:tblPr>
       <w:tcPr>
-        <w:shd w:color="ffffff"/>
+        <w:shd w:val="clear" w:color="ffffff"/>
         <w:tcBorders>
-          <w:top w:val="none"/>
-          <w:left w:val="none"/>
-          <w:bottom w:val="none"/>
+          <w:top w:val="none" w:color="000000" w:sz="4" w:space="0"/>
+          <w:left w:val="none" w:color="000000" w:sz="4" w:space="0"/>
+          <w:bottom w:val="none" w:color="000000" w:sz="4" w:space="0"/>
           <w:right w:val="single" w:color="000000" w:themeColor="accent3" w:themeTint="98" w:sz="4" w:space="0"/>
         </w:tcBorders>
       </w:tcPr>
@@ -26022,10 +25920,10 @@
       <w:tcPr>
         <w:shd w:val="clear" w:color="ffffff" w:themeColor="light1" w:fill="ffffff" w:themeFill="light1"/>
         <w:tcBorders>
-          <w:top w:val="none"/>
-          <w:left w:val="none"/>
+          <w:top w:val="none" w:color="000000" w:sz="4" w:space="0"/>
+          <w:left w:val="none" w:color="000000" w:sz="4" w:space="0"/>
           <w:bottom w:val="single" w:color="000000" w:themeColor="accent3" w:themeTint="98" w:sz="4" w:space="0"/>
-          <w:right w:val="none"/>
+          <w:right w:val="none" w:color="000000" w:sz="4" w:space="0"/>
         </w:tcBorders>
       </w:tcPr>
     </w:tblStylePr>
@@ -26045,12 +25943,12 @@
         <w:tblBorders/>
       </w:tblPr>
       <w:tcPr>
-        <w:shd w:color="ffffff"/>
+        <w:shd w:val="clear" w:color="ffffff"/>
         <w:tcBorders>
-          <w:top w:val="none"/>
+          <w:top w:val="none" w:color="000000" w:sz="4" w:space="0"/>
           <w:left w:val="single" w:color="000000" w:themeColor="accent3" w:themeTint="98" w:sz="4" w:space="0"/>
-          <w:bottom w:val="none"/>
-          <w:right w:val="none"/>
+          <w:bottom w:val="none" w:color="000000" w:sz="4" w:space="0"/>
+          <w:right w:val="none" w:color="000000" w:sz="4" w:space="0"/>
         </w:tcBorders>
       </w:tcPr>
     </w:tblStylePr>
@@ -26073,9 +25971,9 @@
         <w:shd w:val="clear" w:color="ffffff" w:themeColor="light1" w:fill="ffffff" w:themeFill="light1"/>
         <w:tcBorders>
           <w:top w:val="single" w:color="000000" w:themeColor="accent3" w:themeTint="98" w:sz="4" w:space="0"/>
-          <w:left w:val="none"/>
-          <w:bottom w:val="none"/>
-          <w:right w:val="none"/>
+          <w:left w:val="none" w:color="000000" w:sz="4" w:space="0"/>
+          <w:bottom w:val="none" w:color="000000" w:sz="4" w:space="0"/>
+          <w:right w:val="none" w:color="000000" w:sz="4" w:space="0"/>
         </w:tcBorders>
       </w:tcPr>
     </w:tblStylePr>
@@ -26150,9 +26048,9 @@
       </w:tcPr>
     </w:tblStylePr>
   </w:style>
-  <w:style w:type="table" w:styleId="114">
+  <w:style w:type="table" w:styleId="819">
     <w:name w:val="List Table 7 Colorful - Accent 4"/>
-    <w:basedOn w:val="665"/>
+    <w:basedOn w:val="903"/>
     <w:uiPriority w:val="99"/>
     <w:pPr>
       <w:pBdr/>
@@ -26251,11 +26149,11 @@
         <w:tblBorders/>
       </w:tblPr>
       <w:tcPr>
-        <w:shd w:color="ffffff"/>
+        <w:shd w:val="clear" w:color="ffffff"/>
         <w:tcBorders>
-          <w:top w:val="none"/>
-          <w:left w:val="none"/>
-          <w:bottom w:val="none"/>
+          <w:top w:val="none" w:color="000000" w:sz="4" w:space="0"/>
+          <w:left w:val="none" w:color="000000" w:sz="4" w:space="0"/>
+          <w:bottom w:val="none" w:color="000000" w:sz="4" w:space="0"/>
           <w:right w:val="single" w:color="000000" w:themeColor="accent4" w:themeTint="9A" w:sz="4" w:space="0"/>
         </w:tcBorders>
       </w:tcPr>
@@ -26278,10 +26176,10 @@
       <w:tcPr>
         <w:shd w:val="clear" w:color="ffffff" w:themeColor="light1" w:fill="ffffff" w:themeFill="light1"/>
         <w:tcBorders>
-          <w:top w:val="none"/>
-          <w:left w:val="none"/>
+          <w:top w:val="none" w:color="000000" w:sz="4" w:space="0"/>
+          <w:left w:val="none" w:color="000000" w:sz="4" w:space="0"/>
           <w:bottom w:val="single" w:color="000000" w:themeColor="accent4" w:themeTint="9A" w:sz="4" w:space="0"/>
-          <w:right w:val="none"/>
+          <w:right w:val="none" w:color="000000" w:sz="4" w:space="0"/>
         </w:tcBorders>
       </w:tcPr>
     </w:tblStylePr>
@@ -26301,12 +26199,12 @@
         <w:tblBorders/>
       </w:tblPr>
       <w:tcPr>
-        <w:shd w:color="ffffff"/>
+        <w:shd w:val="clear" w:color="ffffff"/>
         <w:tcBorders>
-          <w:top w:val="none"/>
+          <w:top w:val="none" w:color="000000" w:sz="4" w:space="0"/>
           <w:left w:val="single" w:color="000000" w:themeColor="accent4" w:themeTint="9A" w:sz="4" w:space="0"/>
-          <w:bottom w:val="none"/>
-          <w:right w:val="none"/>
+          <w:bottom w:val="none" w:color="000000" w:sz="4" w:space="0"/>
+          <w:right w:val="none" w:color="000000" w:sz="4" w:space="0"/>
         </w:tcBorders>
       </w:tcPr>
     </w:tblStylePr>
@@ -26329,9 +26227,9 @@
         <w:shd w:val="clear" w:color="ffffff" w:themeColor="light1" w:fill="ffffff" w:themeFill="light1"/>
         <w:tcBorders>
           <w:top w:val="single" w:color="000000" w:themeColor="accent4" w:themeTint="9A" w:sz="4" w:space="0"/>
-          <w:left w:val="none"/>
-          <w:bottom w:val="none"/>
-          <w:right w:val="none"/>
+          <w:left w:val="none" w:color="000000" w:sz="4" w:space="0"/>
+          <w:bottom w:val="none" w:color="000000" w:sz="4" w:space="0"/>
+          <w:right w:val="none" w:color="000000" w:sz="4" w:space="0"/>
         </w:tcBorders>
       </w:tcPr>
     </w:tblStylePr>
@@ -26406,9 +26304,9 @@
       </w:tcPr>
     </w:tblStylePr>
   </w:style>
-  <w:style w:type="table" w:styleId="115">
+  <w:style w:type="table" w:styleId="820">
     <w:name w:val="List Table 7 Colorful - Accent 5"/>
-    <w:basedOn w:val="665"/>
+    <w:basedOn w:val="903"/>
     <w:uiPriority w:val="99"/>
     <w:pPr>
       <w:pBdr/>
@@ -26507,11 +26405,11 @@
         <w:tblBorders/>
       </w:tblPr>
       <w:tcPr>
-        <w:shd w:color="ffffff"/>
+        <w:shd w:val="clear" w:color="ffffff"/>
         <w:tcBorders>
-          <w:top w:val="none"/>
-          <w:left w:val="none"/>
-          <w:bottom w:val="none"/>
+          <w:top w:val="none" w:color="000000" w:sz="4" w:space="0"/>
+          <w:left w:val="none" w:color="000000" w:sz="4" w:space="0"/>
+          <w:bottom w:val="none" w:color="000000" w:sz="4" w:space="0"/>
           <w:right w:val="single" w:color="000000" w:themeColor="accent5" w:themeTint="9A" w:sz="4" w:space="0"/>
         </w:tcBorders>
       </w:tcPr>
@@ -26534,10 +26432,10 @@
       <w:tcPr>
         <w:shd w:val="clear" w:color="ffffff" w:themeColor="light1" w:fill="ffffff" w:themeFill="light1"/>
         <w:tcBorders>
-          <w:top w:val="none"/>
-          <w:left w:val="none"/>
+          <w:top w:val="none" w:color="000000" w:sz="4" w:space="0"/>
+          <w:left w:val="none" w:color="000000" w:sz="4" w:space="0"/>
           <w:bottom w:val="single" w:color="000000" w:themeColor="accent5" w:themeTint="9A" w:sz="4" w:space="0"/>
-          <w:right w:val="none"/>
+          <w:right w:val="none" w:color="000000" w:sz="4" w:space="0"/>
         </w:tcBorders>
       </w:tcPr>
     </w:tblStylePr>
@@ -26557,12 +26455,12 @@
         <w:tblBorders/>
       </w:tblPr>
       <w:tcPr>
-        <w:shd w:color="ffffff"/>
+        <w:shd w:val="clear" w:color="ffffff"/>
         <w:tcBorders>
-          <w:top w:val="none"/>
+          <w:top w:val="none" w:color="000000" w:sz="4" w:space="0"/>
           <w:left w:val="single" w:color="000000" w:themeColor="accent5" w:themeTint="9A" w:sz="4" w:space="0"/>
-          <w:bottom w:val="none"/>
-          <w:right w:val="none"/>
+          <w:bottom w:val="none" w:color="000000" w:sz="4" w:space="0"/>
+          <w:right w:val="none" w:color="000000" w:sz="4" w:space="0"/>
         </w:tcBorders>
       </w:tcPr>
     </w:tblStylePr>
@@ -26585,9 +26483,9 @@
         <w:shd w:val="clear" w:color="ffffff" w:themeColor="light1" w:fill="ffffff" w:themeFill="light1"/>
         <w:tcBorders>
           <w:top w:val="single" w:color="000000" w:themeColor="accent5" w:themeTint="9A" w:sz="4" w:space="0"/>
-          <w:left w:val="none"/>
-          <w:bottom w:val="none"/>
-          <w:right w:val="none"/>
+          <w:left w:val="none" w:color="000000" w:sz="4" w:space="0"/>
+          <w:bottom w:val="none" w:color="000000" w:sz="4" w:space="0"/>
+          <w:right w:val="none" w:color="000000" w:sz="4" w:space="0"/>
         </w:tcBorders>
       </w:tcPr>
     </w:tblStylePr>
@@ -26662,9 +26560,9 @@
       </w:tcPr>
     </w:tblStylePr>
   </w:style>
-  <w:style w:type="table" w:styleId="116">
+  <w:style w:type="table" w:styleId="821">
     <w:name w:val="List Table 7 Colorful - Accent 6"/>
-    <w:basedOn w:val="665"/>
+    <w:basedOn w:val="903"/>
     <w:uiPriority w:val="99"/>
     <w:pPr>
       <w:pBdr/>
@@ -26763,11 +26661,11 @@
         <w:tblBorders/>
       </w:tblPr>
       <w:tcPr>
-        <w:shd w:color="ffffff"/>
+        <w:shd w:val="clear" w:color="ffffff"/>
         <w:tcBorders>
-          <w:top w:val="none"/>
-          <w:left w:val="none"/>
-          <w:bottom w:val="none"/>
+          <w:top w:val="none" w:color="000000" w:sz="4" w:space="0"/>
+          <w:left w:val="none" w:color="000000" w:sz="4" w:space="0"/>
+          <w:bottom w:val="none" w:color="000000" w:sz="4" w:space="0"/>
           <w:right w:val="single" w:color="000000" w:themeColor="accent6" w:themeTint="98" w:sz="4" w:space="0"/>
         </w:tcBorders>
       </w:tcPr>
@@ -26790,10 +26688,10 @@
       <w:tcPr>
         <w:shd w:val="clear" w:color="ffffff" w:themeColor="light1" w:fill="ffffff" w:themeFill="light1"/>
         <w:tcBorders>
-          <w:top w:val="none"/>
-          <w:left w:val="none"/>
+          <w:top w:val="none" w:color="000000" w:sz="4" w:space="0"/>
+          <w:left w:val="none" w:color="000000" w:sz="4" w:space="0"/>
           <w:bottom w:val="single" w:color="000000" w:themeColor="accent6" w:themeTint="98" w:sz="4" w:space="0"/>
-          <w:right w:val="none"/>
+          <w:right w:val="none" w:color="000000" w:sz="4" w:space="0"/>
         </w:tcBorders>
       </w:tcPr>
     </w:tblStylePr>
@@ -26813,12 +26711,12 @@
         <w:tblBorders/>
       </w:tblPr>
       <w:tcPr>
-        <w:shd w:color="ffffff"/>
+        <w:shd w:val="clear" w:color="ffffff"/>
         <w:tcBorders>
-          <w:top w:val="none"/>
+          <w:top w:val="none" w:color="000000" w:sz="4" w:space="0"/>
           <w:left w:val="single" w:color="000000" w:themeColor="accent6" w:themeTint="98" w:sz="4" w:space="0"/>
-          <w:bottom w:val="none"/>
-          <w:right w:val="none"/>
+          <w:bottom w:val="none" w:color="000000" w:sz="4" w:space="0"/>
+          <w:right w:val="none" w:color="000000" w:sz="4" w:space="0"/>
         </w:tcBorders>
       </w:tcPr>
     </w:tblStylePr>
@@ -26841,9 +26739,9 @@
         <w:shd w:val="clear" w:color="ffffff" w:themeColor="light1" w:fill="ffffff" w:themeFill="light1"/>
         <w:tcBorders>
           <w:top w:val="single" w:color="000000" w:themeColor="accent6" w:themeTint="98" w:sz="4" w:space="0"/>
-          <w:left w:val="none"/>
-          <w:bottom w:val="none"/>
-          <w:right w:val="none"/>
+          <w:left w:val="none" w:color="000000" w:sz="4" w:space="0"/>
+          <w:bottom w:val="none" w:color="000000" w:sz="4" w:space="0"/>
+          <w:right w:val="none" w:color="000000" w:sz="4" w:space="0"/>
         </w:tcBorders>
       </w:tcPr>
     </w:tblStylePr>
@@ -26918,9 +26816,9 @@
       </w:tcPr>
     </w:tblStylePr>
   </w:style>
-  <w:style w:type="table" w:styleId="117">
+  <w:style w:type="table" w:styleId="822">
     <w:name w:val="Lined - Accent"/>
-    <w:basedOn w:val="665"/>
+    <w:basedOn w:val="903"/>
     <w:uiPriority w:val="99"/>
     <w:pPr>
       <w:pBdr/>
@@ -27155,9 +27053,9 @@
       </w:tcPr>
     </w:tblStylePr>
   </w:style>
-  <w:style w:type="table" w:styleId="118">
+  <w:style w:type="table" w:styleId="823">
     <w:name w:val="Lined - Accent 1"/>
-    <w:basedOn w:val="665"/>
+    <w:basedOn w:val="903"/>
     <w:uiPriority w:val="99"/>
     <w:pPr>
       <w:pBdr/>
@@ -27392,9 +27290,9 @@
       </w:tcPr>
     </w:tblStylePr>
   </w:style>
-  <w:style w:type="table" w:styleId="119">
+  <w:style w:type="table" w:styleId="824">
     <w:name w:val="Lined - Accent 2"/>
-    <w:basedOn w:val="665"/>
+    <w:basedOn w:val="903"/>
     <w:uiPriority w:val="99"/>
     <w:pPr>
       <w:pBdr/>
@@ -27629,9 +27527,9 @@
       </w:tcPr>
     </w:tblStylePr>
   </w:style>
-  <w:style w:type="table" w:styleId="120">
+  <w:style w:type="table" w:styleId="825">
     <w:name w:val="Lined - Accent 3"/>
-    <w:basedOn w:val="665"/>
+    <w:basedOn w:val="903"/>
     <w:uiPriority w:val="99"/>
     <w:pPr>
       <w:pBdr/>
@@ -27866,9 +27764,9 @@
       </w:tcPr>
     </w:tblStylePr>
   </w:style>
-  <w:style w:type="table" w:styleId="121">
+  <w:style w:type="table" w:styleId="826">
     <w:name w:val="Lined - Accent 4"/>
-    <w:basedOn w:val="665"/>
+    <w:basedOn w:val="903"/>
     <w:uiPriority w:val="99"/>
     <w:pPr>
       <w:pBdr/>
@@ -28103,9 +28001,9 @@
       </w:tcPr>
     </w:tblStylePr>
   </w:style>
-  <w:style w:type="table" w:styleId="122">
+  <w:style w:type="table" w:styleId="827">
     <w:name w:val="Lined - Accent 5"/>
-    <w:basedOn w:val="665"/>
+    <w:basedOn w:val="903"/>
     <w:uiPriority w:val="99"/>
     <w:pPr>
       <w:pBdr/>
@@ -28340,9 +28238,9 @@
       </w:tcPr>
     </w:tblStylePr>
   </w:style>
-  <w:style w:type="table" w:styleId="123">
+  <w:style w:type="table" w:styleId="828">
     <w:name w:val="Lined - Accent 6"/>
-    <w:basedOn w:val="665"/>
+    <w:basedOn w:val="903"/>
     <w:uiPriority w:val="99"/>
     <w:pPr>
       <w:pBdr/>
@@ -28577,9 +28475,9 @@
       </w:tcPr>
     </w:tblStylePr>
   </w:style>
-  <w:style w:type="table" w:styleId="124">
+  <w:style w:type="table" w:styleId="829">
     <w:name w:val="Bordered &amp; Lined - Accent"/>
-    <w:basedOn w:val="665"/>
+    <w:basedOn w:val="903"/>
     <w:uiPriority w:val="99"/>
     <w:pPr>
       <w:pBdr/>
@@ -28821,9 +28719,9 @@
       </w:tcPr>
     </w:tblStylePr>
   </w:style>
-  <w:style w:type="table" w:styleId="125">
+  <w:style w:type="table" w:styleId="830">
     <w:name w:val="Bordered &amp; Lined - Accent 1"/>
-    <w:basedOn w:val="665"/>
+    <w:basedOn w:val="903"/>
     <w:uiPriority w:val="99"/>
     <w:pPr>
       <w:pBdr/>
@@ -29065,9 +28963,9 @@
       </w:tcPr>
     </w:tblStylePr>
   </w:style>
-  <w:style w:type="table" w:styleId="126">
+  <w:style w:type="table" w:styleId="831">
     <w:name w:val="Bordered &amp; Lined - Accent 2"/>
-    <w:basedOn w:val="665"/>
+    <w:basedOn w:val="903"/>
     <w:uiPriority w:val="99"/>
     <w:pPr>
       <w:pBdr/>
@@ -29309,9 +29207,9 @@
       </w:tcPr>
     </w:tblStylePr>
   </w:style>
-  <w:style w:type="table" w:styleId="127">
+  <w:style w:type="table" w:styleId="832">
     <w:name w:val="Bordered &amp; Lined - Accent 3"/>
-    <w:basedOn w:val="665"/>
+    <w:basedOn w:val="903"/>
     <w:uiPriority w:val="99"/>
     <w:pPr>
       <w:pBdr/>
@@ -29553,9 +29451,9 @@
       </w:tcPr>
     </w:tblStylePr>
   </w:style>
-  <w:style w:type="table" w:styleId="128">
+  <w:style w:type="table" w:styleId="833">
     <w:name w:val="Bordered &amp; Lined - Accent 4"/>
-    <w:basedOn w:val="665"/>
+    <w:basedOn w:val="903"/>
     <w:uiPriority w:val="99"/>
     <w:pPr>
       <w:pBdr/>
@@ -29797,9 +29695,9 @@
       </w:tcPr>
     </w:tblStylePr>
   </w:style>
-  <w:style w:type="table" w:styleId="129">
+  <w:style w:type="table" w:styleId="834">
     <w:name w:val="Bordered &amp; Lined - Accent 5"/>
-    <w:basedOn w:val="665"/>
+    <w:basedOn w:val="903"/>
     <w:uiPriority w:val="99"/>
     <w:pPr>
       <w:pBdr/>
@@ -30041,9 +29939,9 @@
       </w:tcPr>
     </w:tblStylePr>
   </w:style>
-  <w:style w:type="table" w:styleId="130">
+  <w:style w:type="table" w:styleId="835">
     <w:name w:val="Bordered &amp; Lined - Accent 6"/>
-    <w:basedOn w:val="665"/>
+    <w:basedOn w:val="903"/>
     <w:uiPriority w:val="99"/>
     <w:pPr>
       <w:pBdr/>
@@ -30285,9 +30183,9 @@
       </w:tcPr>
     </w:tblStylePr>
   </w:style>
-  <w:style w:type="table" w:styleId="131">
+  <w:style w:type="table" w:styleId="836">
     <w:name w:val="Bordered"/>
-    <w:basedOn w:val="665"/>
+    <w:basedOn w:val="903"/>
     <w:uiPriority w:val="99"/>
     <w:pPr>
       <w:pBdr/>
@@ -30516,9 +30414,9 @@
       </w:tcPr>
     </w:tblStylePr>
   </w:style>
-  <w:style w:type="table" w:styleId="132">
+  <w:style w:type="table" w:styleId="837">
     <w:name w:val="Bordered - Accent 1"/>
-    <w:basedOn w:val="665"/>
+    <w:basedOn w:val="903"/>
     <w:uiPriority w:val="99"/>
     <w:pPr>
       <w:pBdr/>
@@ -30747,9 +30645,9 @@
       </w:tcPr>
     </w:tblStylePr>
   </w:style>
-  <w:style w:type="table" w:styleId="133">
+  <w:style w:type="table" w:styleId="838">
     <w:name w:val="Bordered - Accent 2"/>
-    <w:basedOn w:val="665"/>
+    <w:basedOn w:val="903"/>
     <w:uiPriority w:val="99"/>
     <w:pPr>
       <w:pBdr/>
@@ -30978,9 +30876,9 @@
       </w:tcPr>
     </w:tblStylePr>
   </w:style>
-  <w:style w:type="table" w:styleId="134">
+  <w:style w:type="table" w:styleId="839">
     <w:name w:val="Bordered - Accent 3"/>
-    <w:basedOn w:val="665"/>
+    <w:basedOn w:val="903"/>
     <w:uiPriority w:val="99"/>
     <w:pPr>
       <w:pBdr/>
@@ -31209,9 +31107,9 @@
       </w:tcPr>
     </w:tblStylePr>
   </w:style>
-  <w:style w:type="table" w:styleId="135">
+  <w:style w:type="table" w:styleId="840">
     <w:name w:val="Bordered - Accent 4"/>
-    <w:basedOn w:val="665"/>
+    <w:basedOn w:val="903"/>
     <w:uiPriority w:val="99"/>
     <w:pPr>
       <w:pBdr/>
@@ -31440,9 +31338,9 @@
       </w:tcPr>
     </w:tblStylePr>
   </w:style>
-  <w:style w:type="table" w:styleId="136">
+  <w:style w:type="table" w:styleId="841">
     <w:name w:val="Bordered - Accent 5"/>
-    <w:basedOn w:val="665"/>
+    <w:basedOn w:val="903"/>
     <w:uiPriority w:val="99"/>
     <w:pPr>
       <w:pBdr/>
@@ -31671,9 +31569,9 @@
       </w:tcPr>
     </w:tblStylePr>
   </w:style>
-  <w:style w:type="table" w:styleId="137">
+  <w:style w:type="table" w:styleId="842">
     <w:name w:val="Bordered - Accent 6"/>
-    <w:basedOn w:val="665"/>
+    <w:basedOn w:val="903"/>
     <w:uiPriority w:val="99"/>
     <w:pPr>
       <w:pBdr/>
@@ -31902,11 +31800,11 @@
       </w:tcPr>
     </w:tblStylePr>
   </w:style>
-  <w:style w:type="paragraph" w:styleId="139">
+  <w:style w:type="paragraph" w:styleId="843">
     <w:name w:val="Heading 1"/>
-    <w:basedOn w:val="664"/>
-    <w:next w:val="664"/>
-    <w:link w:val="150"/>
+    <w:basedOn w:val="902"/>
+    <w:next w:val="902"/>
+    <w:link w:val="853"/>
     <w:uiPriority w:val="9"/>
     <w:qFormat/>
     <w:pPr>
@@ -31924,11 +31822,11 @@
       <w:szCs w:val="40"/>
     </w:rPr>
   </w:style>
-  <w:style w:type="paragraph" w:styleId="140">
+  <w:style w:type="paragraph" w:styleId="844">
     <w:name w:val="Heading 2"/>
-    <w:basedOn w:val="664"/>
-    <w:next w:val="664"/>
-    <w:link w:val="151"/>
+    <w:basedOn w:val="902"/>
+    <w:next w:val="902"/>
+    <w:link w:val="854"/>
     <w:uiPriority w:val="9"/>
     <w:unhideWhenUsed/>
     <w:qFormat/>
@@ -31947,11 +31845,11 @@
       <w:szCs w:val="32"/>
     </w:rPr>
   </w:style>
-  <w:style w:type="paragraph" w:styleId="141">
+  <w:style w:type="paragraph" w:styleId="845">
     <w:name w:val="Heading 3"/>
-    <w:basedOn w:val="664"/>
-    <w:next w:val="664"/>
-    <w:link w:val="152"/>
+    <w:basedOn w:val="902"/>
+    <w:next w:val="902"/>
+    <w:link w:val="855"/>
     <w:uiPriority w:val="9"/>
     <w:unhideWhenUsed/>
     <w:qFormat/>
@@ -31970,11 +31868,11 @@
       <w:szCs w:val="28"/>
     </w:rPr>
   </w:style>
-  <w:style w:type="paragraph" w:styleId="142">
+  <w:style w:type="paragraph" w:styleId="846">
     <w:name w:val="Heading 4"/>
-    <w:basedOn w:val="664"/>
-    <w:next w:val="664"/>
-    <w:link w:val="153"/>
+    <w:basedOn w:val="902"/>
+    <w:next w:val="902"/>
+    <w:link w:val="856"/>
     <w:uiPriority w:val="9"/>
     <w:unhideWhenUsed/>
     <w:qFormat/>
@@ -31993,11 +31891,11 @@
       <w:color w:val="0f4761" w:themeColor="accent1" w:themeShade="BF"/>
     </w:rPr>
   </w:style>
-  <w:style w:type="paragraph" w:styleId="143">
+  <w:style w:type="paragraph" w:styleId="847">
     <w:name w:val="Heading 5"/>
-    <w:basedOn w:val="664"/>
-    <w:next w:val="664"/>
-    <w:link w:val="154"/>
+    <w:basedOn w:val="902"/>
+    <w:next w:val="902"/>
+    <w:link w:val="857"/>
     <w:uiPriority w:val="9"/>
     <w:unhideWhenUsed/>
     <w:qFormat/>
@@ -32014,11 +31912,11 @@
       <w:color w:val="0f4761" w:themeColor="accent1" w:themeShade="BF"/>
     </w:rPr>
   </w:style>
-  <w:style w:type="paragraph" w:styleId="144">
+  <w:style w:type="paragraph" w:styleId="848">
     <w:name w:val="Heading 6"/>
-    <w:basedOn w:val="664"/>
-    <w:next w:val="664"/>
-    <w:link w:val="155"/>
+    <w:basedOn w:val="902"/>
+    <w:next w:val="902"/>
+    <w:link w:val="858"/>
     <w:uiPriority w:val="9"/>
     <w:unhideWhenUsed/>
     <w:qFormat/>
@@ -32037,11 +31935,11 @@
       <w:color w:val="595959" w:themeColor="text1" w:themeTint="A6"/>
     </w:rPr>
   </w:style>
-  <w:style w:type="paragraph" w:styleId="145">
+  <w:style w:type="paragraph" w:styleId="849">
     <w:name w:val="Heading 7"/>
-    <w:basedOn w:val="664"/>
-    <w:next w:val="664"/>
-    <w:link w:val="156"/>
+    <w:basedOn w:val="902"/>
+    <w:next w:val="902"/>
+    <w:link w:val="859"/>
     <w:uiPriority w:val="9"/>
     <w:unhideWhenUsed/>
     <w:qFormat/>
@@ -32058,11 +31956,11 @@
       <w:color w:val="595959" w:themeColor="text1" w:themeTint="A6"/>
     </w:rPr>
   </w:style>
-  <w:style w:type="paragraph" w:styleId="146">
+  <w:style w:type="paragraph" w:styleId="850">
     <w:name w:val="Heading 8"/>
-    <w:basedOn w:val="664"/>
-    <w:next w:val="664"/>
-    <w:link w:val="157"/>
+    <w:basedOn w:val="902"/>
+    <w:next w:val="902"/>
+    <w:link w:val="860"/>
     <w:uiPriority w:val="9"/>
     <w:unhideWhenUsed/>
     <w:qFormat/>
@@ -32081,11 +31979,11 @@
       <w:color w:val="272727" w:themeColor="text1" w:themeTint="D8"/>
     </w:rPr>
   </w:style>
-  <w:style w:type="paragraph" w:styleId="147">
+  <w:style w:type="paragraph" w:styleId="851">
     <w:name w:val="Heading 9"/>
-    <w:basedOn w:val="664"/>
-    <w:next w:val="664"/>
-    <w:link w:val="158"/>
+    <w:basedOn w:val="902"/>
+    <w:next w:val="902"/>
+    <w:link w:val="861"/>
     <w:uiPriority w:val="9"/>
     <w:unhideWhenUsed/>
     <w:qFormat/>
@@ -32104,7 +32002,7 @@
       <w:color w:val="272727" w:themeColor="text1" w:themeTint="D8"/>
     </w:rPr>
   </w:style>
-  <w:style w:type="character" w:styleId="148" w:default="1">
+  <w:style w:type="character" w:styleId="852" w:default="1">
     <w:name w:val="Default Paragraph Font"/>
     <w:uiPriority w:val="1"/>
     <w:semiHidden/>
@@ -32115,10 +32013,10 @@
       <w:ind/>
     </w:pPr>
   </w:style>
-  <w:style w:type="character" w:styleId="150">
+  <w:style w:type="character" w:styleId="853">
     <w:name w:val="Heading 1 Char"/>
-    <w:basedOn w:val="148"/>
-    <w:link w:val="139"/>
+    <w:basedOn w:val="852"/>
+    <w:link w:val="843"/>
     <w:uiPriority w:val="9"/>
     <w:pPr>
       <w:pBdr/>
@@ -32132,10 +32030,10 @@
       <w:szCs w:val="40"/>
     </w:rPr>
   </w:style>
-  <w:style w:type="character" w:styleId="151">
+  <w:style w:type="character" w:styleId="854">
     <w:name w:val="Heading 2 Char"/>
-    <w:basedOn w:val="148"/>
-    <w:link w:val="140"/>
+    <w:basedOn w:val="852"/>
+    <w:link w:val="844"/>
     <w:uiPriority w:val="9"/>
     <w:pPr>
       <w:pBdr/>
@@ -32149,10 +32047,10 @@
       <w:szCs w:val="32"/>
     </w:rPr>
   </w:style>
-  <w:style w:type="character" w:styleId="152">
+  <w:style w:type="character" w:styleId="855">
     <w:name w:val="Heading 3 Char"/>
-    <w:basedOn w:val="148"/>
-    <w:link w:val="141"/>
+    <w:basedOn w:val="852"/>
+    <w:link w:val="845"/>
     <w:uiPriority w:val="9"/>
     <w:pPr>
       <w:pBdr/>
@@ -32166,10 +32064,10 @@
       <w:szCs w:val="28"/>
     </w:rPr>
   </w:style>
-  <w:style w:type="character" w:styleId="153">
+  <w:style w:type="character" w:styleId="856">
     <w:name w:val="Heading 4 Char"/>
-    <w:basedOn w:val="148"/>
-    <w:link w:val="142"/>
+    <w:basedOn w:val="852"/>
+    <w:link w:val="846"/>
     <w:uiPriority w:val="9"/>
     <w:pPr>
       <w:pBdr/>
@@ -32183,10 +32081,10 @@
       <w:color w:val="0f4761" w:themeColor="accent1" w:themeShade="BF"/>
     </w:rPr>
   </w:style>
-  <w:style w:type="character" w:styleId="154">
+  <w:style w:type="character" w:styleId="857">
     <w:name w:val="Heading 5 Char"/>
-    <w:basedOn w:val="148"/>
-    <w:link w:val="143"/>
+    <w:basedOn w:val="852"/>
+    <w:link w:val="847"/>
     <w:uiPriority w:val="9"/>
     <w:pPr>
       <w:pBdr/>
@@ -32198,10 +32096,10 @@
       <w:color w:val="0f4761" w:themeColor="accent1" w:themeShade="BF"/>
     </w:rPr>
   </w:style>
-  <w:style w:type="character" w:styleId="155">
+  <w:style w:type="character" w:styleId="858">
     <w:name w:val="Heading 6 Char"/>
-    <w:basedOn w:val="148"/>
-    <w:link w:val="144"/>
+    <w:basedOn w:val="852"/>
+    <w:link w:val="848"/>
     <w:uiPriority w:val="9"/>
     <w:pPr>
       <w:pBdr/>
@@ -32215,10 +32113,10 @@
       <w:color w:val="595959" w:themeColor="text1" w:themeTint="A6"/>
     </w:rPr>
   </w:style>
-  <w:style w:type="character" w:styleId="156">
+  <w:style w:type="character" w:styleId="859">
     <w:name w:val="Heading 7 Char"/>
-    <w:basedOn w:val="148"/>
-    <w:link w:val="145"/>
+    <w:basedOn w:val="852"/>
+    <w:link w:val="849"/>
     <w:uiPriority w:val="9"/>
     <w:pPr>
       <w:pBdr/>
@@ -32230,10 +32128,10 @@
       <w:color w:val="595959" w:themeColor="text1" w:themeTint="A6"/>
     </w:rPr>
   </w:style>
-  <w:style w:type="character" w:styleId="157">
+  <w:style w:type="character" w:styleId="860">
     <w:name w:val="Heading 8 Char"/>
-    <w:basedOn w:val="148"/>
-    <w:link w:val="146"/>
+    <w:basedOn w:val="852"/>
+    <w:link w:val="850"/>
     <w:uiPriority w:val="9"/>
     <w:pPr>
       <w:pBdr/>
@@ -32247,10 +32145,10 @@
       <w:color w:val="272727" w:themeColor="text1" w:themeTint="D8"/>
     </w:rPr>
   </w:style>
-  <w:style w:type="character" w:styleId="158">
+  <w:style w:type="character" w:styleId="861">
     <w:name w:val="Heading 9 Char"/>
-    <w:basedOn w:val="148"/>
-    <w:link w:val="147"/>
+    <w:basedOn w:val="852"/>
+    <w:link w:val="851"/>
     <w:uiPriority w:val="9"/>
     <w:pPr>
       <w:pBdr/>
@@ -32264,11 +32162,11 @@
       <w:color w:val="272727" w:themeColor="text1" w:themeTint="D8"/>
     </w:rPr>
   </w:style>
-  <w:style w:type="paragraph" w:styleId="159">
+  <w:style w:type="paragraph" w:styleId="862">
     <w:name w:val="Title"/>
-    <w:basedOn w:val="664"/>
-    <w:next w:val="664"/>
-    <w:link w:val="160"/>
+    <w:basedOn w:val="902"/>
+    <w:next w:val="902"/>
+    <w:link w:val="863"/>
     <w:uiPriority w:val="10"/>
     <w:qFormat/>
     <w:pPr>
@@ -32284,10 +32182,10 @@
       <w:szCs w:val="56"/>
     </w:rPr>
   </w:style>
-  <w:style w:type="character" w:styleId="160">
+  <w:style w:type="character" w:styleId="863">
     <w:name w:val="Title Char"/>
-    <w:basedOn w:val="148"/>
-    <w:link w:val="159"/>
+    <w:basedOn w:val="852"/>
+    <w:link w:val="862"/>
     <w:uiPriority w:val="10"/>
     <w:pPr>
       <w:pBdr/>
@@ -32301,11 +32199,11 @@
       <w:szCs w:val="56"/>
     </w:rPr>
   </w:style>
-  <w:style w:type="paragraph" w:styleId="161">
+  <w:style w:type="paragraph" w:styleId="864">
     <w:name w:val="Subtitle"/>
-    <w:basedOn w:val="664"/>
-    <w:next w:val="664"/>
-    <w:link w:val="162"/>
+    <w:basedOn w:val="902"/>
+    <w:next w:val="902"/>
+    <w:link w:val="865"/>
     <w:uiPriority w:val="11"/>
     <w:qFormat/>
     <w:pPr>
@@ -32323,10 +32221,10 @@
       <w:szCs w:val="28"/>
     </w:rPr>
   </w:style>
-  <w:style w:type="character" w:styleId="162">
+  <w:style w:type="character" w:styleId="865">
     <w:name w:val="Subtitle Char"/>
-    <w:basedOn w:val="148"/>
-    <w:link w:val="161"/>
+    <w:basedOn w:val="852"/>
+    <w:link w:val="864"/>
     <w:uiPriority w:val="11"/>
     <w:pPr>
       <w:pBdr/>
@@ -32340,11 +32238,11 @@
       <w:szCs w:val="28"/>
     </w:rPr>
   </w:style>
-  <w:style w:type="paragraph" w:styleId="163">
+  <w:style w:type="paragraph" w:styleId="866">
     <w:name w:val="Quote"/>
-    <w:basedOn w:val="664"/>
-    <w:next w:val="664"/>
-    <w:link w:val="164"/>
+    <w:basedOn w:val="902"/>
+    <w:next w:val="902"/>
+    <w:link w:val="867"/>
     <w:uiPriority w:val="29"/>
     <w:qFormat/>
     <w:pPr>
@@ -32359,10 +32257,10 @@
       <w:color w:val="404040" w:themeColor="text1" w:themeTint="BF"/>
     </w:rPr>
   </w:style>
-  <w:style w:type="character" w:styleId="164">
+  <w:style w:type="character" w:styleId="867">
     <w:name w:val="Quote Char"/>
-    <w:basedOn w:val="148"/>
-    <w:link w:val="163"/>
+    <w:basedOn w:val="852"/>
+    <w:link w:val="866"/>
     <w:uiPriority w:val="29"/>
     <w:pPr>
       <w:pBdr/>
@@ -32375,9 +32273,9 @@
       <w:color w:val="404040" w:themeColor="text1" w:themeTint="BF"/>
     </w:rPr>
   </w:style>
-  <w:style w:type="character" w:styleId="166">
+  <w:style w:type="character" w:styleId="868">
     <w:name w:val="Intense Emphasis"/>
-    <w:basedOn w:val="148"/>
+    <w:basedOn w:val="852"/>
     <w:uiPriority w:val="21"/>
     <w:qFormat/>
     <w:pPr>
@@ -32391,11 +32289,11 @@
       <w:color w:val="0f4761" w:themeColor="accent1" w:themeShade="BF"/>
     </w:rPr>
   </w:style>
-  <w:style w:type="paragraph" w:styleId="167">
+  <w:style w:type="paragraph" w:styleId="869">
     <w:name w:val="Intense Quote"/>
-    <w:basedOn w:val="664"/>
-    <w:next w:val="664"/>
-    <w:link w:val="168"/>
+    <w:basedOn w:val="902"/>
+    <w:next w:val="902"/>
+    <w:link w:val="870"/>
     <w:uiPriority w:val="30"/>
     <w:qFormat/>
     <w:pPr>
@@ -32413,10 +32311,10 @@
       <w:color w:val="0f4761" w:themeColor="accent1" w:themeShade="BF"/>
     </w:rPr>
   </w:style>
-  <w:style w:type="character" w:styleId="168">
+  <w:style w:type="character" w:styleId="870">
     <w:name w:val="Intense Quote Char"/>
-    <w:basedOn w:val="148"/>
-    <w:link w:val="167"/>
+    <w:basedOn w:val="852"/>
+    <w:link w:val="869"/>
     <w:uiPriority w:val="30"/>
     <w:pPr>
       <w:pBdr/>
@@ -32429,9 +32327,9 @@
       <w:color w:val="0f4761" w:themeColor="accent1" w:themeShade="BF"/>
     </w:rPr>
   </w:style>
-  <w:style w:type="character" w:styleId="169">
+  <w:style w:type="character" w:styleId="871">
     <w:name w:val="Intense Reference"/>
-    <w:basedOn w:val="148"/>
+    <w:basedOn w:val="852"/>
     <w:uiPriority w:val="32"/>
     <w:qFormat/>
     <w:pPr>
@@ -32447,9 +32345,9 @@
       <w:spacing w:val="5"/>
     </w:rPr>
   </w:style>
-  <w:style w:type="character" w:styleId="171">
+  <w:style w:type="character" w:styleId="872">
     <w:name w:val="Subtle Emphasis"/>
-    <w:basedOn w:val="148"/>
+    <w:basedOn w:val="852"/>
     <w:uiPriority w:val="19"/>
     <w:qFormat/>
     <w:pPr>
@@ -32463,9 +32361,9 @@
       <w:color w:val="404040" w:themeColor="text1" w:themeTint="BF"/>
     </w:rPr>
   </w:style>
-  <w:style w:type="character" w:styleId="172">
+  <w:style w:type="character" w:styleId="873">
     <w:name w:val="Emphasis"/>
-    <w:basedOn w:val="148"/>
+    <w:basedOn w:val="852"/>
     <w:uiPriority w:val="20"/>
     <w:qFormat/>
     <w:pPr>
@@ -32478,9 +32376,9 @@
       <w:iCs/>
     </w:rPr>
   </w:style>
-  <w:style w:type="character" w:styleId="173">
+  <w:style w:type="character" w:styleId="874">
     <w:name w:val="Strong"/>
-    <w:basedOn w:val="148"/>
+    <w:basedOn w:val="852"/>
     <w:uiPriority w:val="22"/>
     <w:qFormat/>
     <w:pPr>
@@ -32493,9 +32391,9 @@
       <w:bCs/>
     </w:rPr>
   </w:style>
-  <w:style w:type="character" w:styleId="174">
+  <w:style w:type="character" w:styleId="875">
     <w:name w:val="Subtle Reference"/>
-    <w:basedOn w:val="148"/>
+    <w:basedOn w:val="852"/>
     <w:uiPriority w:val="31"/>
     <w:qFormat/>
     <w:pPr>
@@ -32508,9 +32406,9 @@
       <w:color w:val="5a5a5a" w:themeColor="text1" w:themeTint="A5"/>
     </w:rPr>
   </w:style>
-  <w:style w:type="character" w:styleId="175">
+  <w:style w:type="character" w:styleId="876">
     <w:name w:val="Book Title"/>
-    <w:basedOn w:val="148"/>
+    <w:basedOn w:val="852"/>
     <w:uiPriority w:val="33"/>
     <w:qFormat/>
     <w:pPr>
@@ -32526,10 +32424,10 @@
       <w:spacing w:val="5"/>
     </w:rPr>
   </w:style>
-  <w:style w:type="paragraph" w:styleId="176">
+  <w:style w:type="paragraph" w:styleId="877">
     <w:name w:val="Header"/>
-    <w:basedOn w:val="664"/>
-    <w:link w:val="177"/>
+    <w:basedOn w:val="902"/>
+    <w:link w:val="878"/>
     <w:uiPriority w:val="99"/>
     <w:unhideWhenUsed/>
     <w:pPr>
@@ -32542,10 +32440,10 @@
       <w:ind/>
     </w:pPr>
   </w:style>
-  <w:style w:type="character" w:styleId="177">
+  <w:style w:type="character" w:styleId="878">
     <w:name w:val="Header Char"/>
-    <w:basedOn w:val="148"/>
-    <w:link w:val="176"/>
+    <w:basedOn w:val="852"/>
+    <w:link w:val="877"/>
     <w:uiPriority w:val="99"/>
     <w:pPr>
       <w:pBdr/>
@@ -32553,10 +32451,10 @@
       <w:ind/>
     </w:pPr>
   </w:style>
-  <w:style w:type="paragraph" w:styleId="178">
+  <w:style w:type="paragraph" w:styleId="879">
     <w:name w:val="Footer"/>
-    <w:basedOn w:val="664"/>
-    <w:link w:val="179"/>
+    <w:basedOn w:val="902"/>
+    <w:link w:val="880"/>
     <w:uiPriority w:val="99"/>
     <w:unhideWhenUsed/>
     <w:pPr>
@@ -32569,10 +32467,10 @@
       <w:ind/>
     </w:pPr>
   </w:style>
-  <w:style w:type="character" w:styleId="179">
+  <w:style w:type="character" w:styleId="880">
     <w:name w:val="Footer Char"/>
-    <w:basedOn w:val="148"/>
-    <w:link w:val="178"/>
+    <w:basedOn w:val="852"/>
+    <w:link w:val="879"/>
     <w:uiPriority w:val="99"/>
     <w:pPr>
       <w:pBdr/>
@@ -32580,10 +32478,10 @@
       <w:ind/>
     </w:pPr>
   </w:style>
-  <w:style w:type="paragraph" w:styleId="180">
+  <w:style w:type="paragraph" w:styleId="881">
     <w:name w:val="Caption"/>
-    <w:basedOn w:val="664"/>
-    <w:next w:val="664"/>
+    <w:basedOn w:val="902"/>
+    <w:next w:val="902"/>
     <w:uiPriority w:val="35"/>
     <w:unhideWhenUsed/>
     <w:qFormat/>
@@ -32600,10 +32498,10 @@
       <w:szCs w:val="18"/>
     </w:rPr>
   </w:style>
-  <w:style w:type="paragraph" w:styleId="181">
+  <w:style w:type="paragraph" w:styleId="882">
     <w:name w:val="footnote text"/>
-    <w:basedOn w:val="664"/>
-    <w:link w:val="182"/>
+    <w:basedOn w:val="902"/>
+    <w:link w:val="883"/>
     <w:uiPriority w:val="99"/>
     <w:semiHidden/>
     <w:unhideWhenUsed/>
@@ -32617,10 +32515,10 @@
       <w:szCs w:val="20"/>
     </w:rPr>
   </w:style>
-  <w:style w:type="character" w:styleId="182">
+  <w:style w:type="character" w:styleId="883">
     <w:name w:val="Footnote Text Char"/>
-    <w:basedOn w:val="148"/>
-    <w:link w:val="181"/>
+    <w:basedOn w:val="852"/>
+    <w:link w:val="882"/>
     <w:uiPriority w:val="99"/>
     <w:semiHidden/>
     <w:pPr>
@@ -32633,9 +32531,9 @@
       <w:szCs w:val="20"/>
     </w:rPr>
   </w:style>
-  <w:style w:type="character" w:styleId="183">
+  <w:style w:type="character" w:styleId="884">
     <w:name w:val="footnote reference"/>
-    <w:basedOn w:val="148"/>
+    <w:basedOn w:val="852"/>
     <w:uiPriority w:val="99"/>
     <w:semiHidden/>
     <w:unhideWhenUsed/>
@@ -32648,10 +32546,10 @@
       <w:vertAlign w:val="superscript"/>
     </w:rPr>
   </w:style>
-  <w:style w:type="paragraph" w:styleId="184">
+  <w:style w:type="paragraph" w:styleId="885">
     <w:name w:val="endnote text"/>
-    <w:basedOn w:val="664"/>
-    <w:link w:val="185"/>
+    <w:basedOn w:val="902"/>
+    <w:link w:val="886"/>
     <w:uiPriority w:val="99"/>
     <w:semiHidden/>
     <w:unhideWhenUsed/>
@@ -32665,10 +32563,10 @@
       <w:szCs w:val="20"/>
     </w:rPr>
   </w:style>
-  <w:style w:type="character" w:styleId="185">
+  <w:style w:type="character" w:styleId="886">
     <w:name w:val="Endnote Text Char"/>
-    <w:basedOn w:val="148"/>
-    <w:link w:val="184"/>
+    <w:basedOn w:val="852"/>
+    <w:link w:val="885"/>
     <w:uiPriority w:val="99"/>
     <w:semiHidden/>
     <w:pPr>
@@ -32681,9 +32579,9 @@
       <w:szCs w:val="20"/>
     </w:rPr>
   </w:style>
-  <w:style w:type="character" w:styleId="186">
+  <w:style w:type="character" w:styleId="887">
     <w:name w:val="endnote reference"/>
-    <w:basedOn w:val="148"/>
+    <w:basedOn w:val="852"/>
     <w:uiPriority w:val="99"/>
     <w:semiHidden/>
     <w:unhideWhenUsed/>
@@ -32696,9 +32594,9 @@
       <w:vertAlign w:val="superscript"/>
     </w:rPr>
   </w:style>
-  <w:style w:type="character" w:styleId="187">
+  <w:style w:type="character" w:styleId="888">
     <w:name w:val="Hyperlink"/>
-    <w:basedOn w:val="148"/>
+    <w:basedOn w:val="852"/>
     <w:uiPriority w:val="99"/>
     <w:unhideWhenUsed/>
     <w:pPr>
@@ -32711,9 +32609,9 @@
       <w:u w:val="single"/>
     </w:rPr>
   </w:style>
-  <w:style w:type="character" w:styleId="188">
+  <w:style w:type="character" w:styleId="889">
     <w:name w:val="FollowedHyperlink"/>
-    <w:basedOn w:val="148"/>
+    <w:basedOn w:val="852"/>
     <w:uiPriority w:val="99"/>
     <w:semiHidden/>
     <w:unhideWhenUsed/>
@@ -32727,10 +32625,10 @@
       <w:u w:val="single"/>
     </w:rPr>
   </w:style>
-  <w:style w:type="paragraph" w:styleId="189">
+  <w:style w:type="paragraph" w:styleId="890">
     <w:name w:val="toc 1"/>
-    <w:basedOn w:val="664"/>
-    <w:next w:val="664"/>
+    <w:basedOn w:val="902"/>
+    <w:next w:val="902"/>
     <w:uiPriority w:val="39"/>
     <w:unhideWhenUsed/>
     <w:pPr>
@@ -32739,10 +32637,10 @@
       <w:ind/>
     </w:pPr>
   </w:style>
-  <w:style w:type="paragraph" w:styleId="190">
+  <w:style w:type="paragraph" w:styleId="891">
     <w:name w:val="toc 2"/>
-    <w:basedOn w:val="664"/>
-    <w:next w:val="664"/>
+    <w:basedOn w:val="902"/>
+    <w:next w:val="902"/>
     <w:uiPriority w:val="39"/>
     <w:unhideWhenUsed/>
     <w:pPr>
@@ -32751,10 +32649,10 @@
       <w:ind w:left="220"/>
     </w:pPr>
   </w:style>
-  <w:style w:type="paragraph" w:styleId="191">
+  <w:style w:type="paragraph" w:styleId="892">
     <w:name w:val="toc 3"/>
-    <w:basedOn w:val="664"/>
-    <w:next w:val="664"/>
+    <w:basedOn w:val="902"/>
+    <w:next w:val="902"/>
     <w:uiPriority w:val="39"/>
     <w:unhideWhenUsed/>
     <w:pPr>
@@ -32763,10 +32661,10 @@
       <w:ind w:left="440"/>
     </w:pPr>
   </w:style>
-  <w:style w:type="paragraph" w:styleId="192">
+  <w:style w:type="paragraph" w:styleId="893">
     <w:name w:val="toc 4"/>
-    <w:basedOn w:val="664"/>
-    <w:next w:val="664"/>
+    <w:basedOn w:val="902"/>
+    <w:next w:val="902"/>
     <w:uiPriority w:val="39"/>
     <w:unhideWhenUsed/>
     <w:pPr>
@@ -32775,10 +32673,10 @@
       <w:ind w:left="660"/>
     </w:pPr>
   </w:style>
-  <w:style w:type="paragraph" w:styleId="193">
+  <w:style w:type="paragraph" w:styleId="894">
     <w:name w:val="toc 5"/>
-    <w:basedOn w:val="664"/>
-    <w:next w:val="664"/>
+    <w:basedOn w:val="902"/>
+    <w:next w:val="902"/>
     <w:uiPriority w:val="39"/>
     <w:unhideWhenUsed/>
     <w:pPr>
@@ -32787,10 +32685,10 @@
       <w:ind w:left="880"/>
     </w:pPr>
   </w:style>
-  <w:style w:type="paragraph" w:styleId="194">
+  <w:style w:type="paragraph" w:styleId="895">
     <w:name w:val="toc 6"/>
-    <w:basedOn w:val="664"/>
-    <w:next w:val="664"/>
+    <w:basedOn w:val="902"/>
+    <w:next w:val="902"/>
     <w:uiPriority w:val="39"/>
     <w:unhideWhenUsed/>
     <w:pPr>
@@ -32799,10 +32697,10 @@
       <w:ind w:left="1100"/>
     </w:pPr>
   </w:style>
-  <w:style w:type="paragraph" w:styleId="195">
+  <w:style w:type="paragraph" w:styleId="896">
     <w:name w:val="toc 7"/>
-    <w:basedOn w:val="664"/>
-    <w:next w:val="664"/>
+    <w:basedOn w:val="902"/>
+    <w:next w:val="902"/>
     <w:uiPriority w:val="39"/>
     <w:unhideWhenUsed/>
     <w:pPr>
@@ -32811,10 +32709,10 @@
       <w:ind w:left="1320"/>
     </w:pPr>
   </w:style>
-  <w:style w:type="paragraph" w:styleId="196">
+  <w:style w:type="paragraph" w:styleId="897">
     <w:name w:val="toc 8"/>
-    <w:basedOn w:val="664"/>
-    <w:next w:val="664"/>
+    <w:basedOn w:val="902"/>
+    <w:next w:val="902"/>
     <w:uiPriority w:val="39"/>
     <w:unhideWhenUsed/>
     <w:pPr>
@@ -32823,10 +32721,10 @@
       <w:ind w:left="1540"/>
     </w:pPr>
   </w:style>
-  <w:style w:type="paragraph" w:styleId="197">
+  <w:style w:type="paragraph" w:styleId="898">
     <w:name w:val="toc 9"/>
-    <w:basedOn w:val="664"/>
-    <w:next w:val="664"/>
+    <w:basedOn w:val="902"/>
+    <w:next w:val="902"/>
     <w:uiPriority w:val="39"/>
     <w:unhideWhenUsed/>
     <w:pPr>
@@ -32835,9 +32733,9 @@
       <w:ind w:left="1760"/>
     </w:pPr>
   </w:style>
-  <w:style w:type="character" w:styleId="198">
+  <w:style w:type="character" w:styleId="899">
     <w:name w:val="Placeholder Text"/>
-    <w:basedOn w:val="148"/>
+    <w:basedOn w:val="852"/>
     <w:uiPriority w:val="99"/>
     <w:semiHidden/>
     <w:pPr>
@@ -32849,7 +32747,7 @@
       <w:color w:val="666666"/>
     </w:rPr>
   </w:style>
-  <w:style w:type="paragraph" w:styleId="208">
+  <w:style w:type="paragraph" w:styleId="900">
     <w:name w:val="TOC Heading"/>
     <w:uiPriority w:val="39"/>
     <w:unhideWhenUsed/>
@@ -32859,10 +32757,10 @@
       <w:ind/>
     </w:pPr>
   </w:style>
-  <w:style w:type="paragraph" w:styleId="209">
+  <w:style w:type="paragraph" w:styleId="901">
     <w:name w:val="table of figures"/>
-    <w:basedOn w:val="664"/>
-    <w:next w:val="664"/>
+    <w:basedOn w:val="902"/>
+    <w:next w:val="902"/>
     <w:uiPriority w:val="99"/>
     <w:unhideWhenUsed/>
     <w:pPr>
@@ -32871,7 +32769,7 @@
       <w:ind/>
     </w:pPr>
   </w:style>
-  <w:style w:type="paragraph" w:styleId="664" w:default="1">
+  <w:style w:type="paragraph" w:styleId="902" w:default="1">
     <w:name w:val="Normal"/>
     <w:qFormat/>
     <w:pPr>
@@ -32880,7 +32778,7 @@
       <w:ind/>
     </w:pPr>
   </w:style>
-  <w:style w:type="table" w:styleId="665" w:default="1">
+  <w:style w:type="table" w:styleId="903" w:default="1">
     <w:name w:val="Normal Table"/>
     <w:uiPriority w:val="99"/>
     <w:semiHidden/>
@@ -33073,7 +32971,7 @@
       </w:tcPr>
     </w:tblStylePr>
   </w:style>
-  <w:style w:type="numbering" w:styleId="666" w:default="1">
+  <w:style w:type="numbering" w:styleId="904" w:default="1">
     <w:name w:val="No List"/>
     <w:uiPriority w:val="99"/>
     <w:semiHidden/>
@@ -33084,9 +32982,9 @@
       <w:ind/>
     </w:pPr>
   </w:style>
-  <w:style w:type="paragraph" w:styleId="667">
+  <w:style w:type="paragraph" w:styleId="905">
     <w:name w:val="No Spacing"/>
-    <w:basedOn w:val="664"/>
+    <w:basedOn w:val="902"/>
     <w:uiPriority w:val="1"/>
     <w:qFormat/>
     <w:pPr>
@@ -33095,9 +32993,9 @@
       <w:ind/>
     </w:pPr>
   </w:style>
-  <w:style w:type="paragraph" w:styleId="668">
+  <w:style w:type="paragraph" w:styleId="906">
     <w:name w:val="List Paragraph"/>
-    <w:basedOn w:val="664"/>
+    <w:basedOn w:val="902"/>
     <w:uiPriority w:val="34"/>
     <w:qFormat/>
     <w:pPr>
